--- a/taniguchi/api/Fix/API設計書_資産マスタ選択.docx
+++ b/taniguchi/api/Fix/API設計書_資産マスタ選択.docx
@@ -1,6 +1,6 @@
 
 <file path=word/document.xml><?xml version="1.0" encoding="utf-8"?>
-<w:document xmlns:wpc="http://schemas.microsoft.com/office/word/2010/wordprocessingCanvas" xmlns:cx="http://schemas.microsoft.com/office/drawing/2014/chartex" xmlns:cx1="http://schemas.microsoft.com/office/drawing/2015/9/8/chartex" xmlns:cx2="http://schemas.microsoft.com/office/drawing/2015/10/21/chartex" xmlns:cx3="http://schemas.microsoft.com/office/drawing/2016/5/9/chartex" xmlns:cx4="http://schemas.microsoft.com/office/drawing/2016/5/10/chartex" xmlns:cx5="http://schemas.microsoft.com/office/drawing/2016/5/11/chartex" xmlns:cx6="http://schemas.microsoft.com/office/drawing/2016/5/12/chartex" xmlns:cx7="http://schemas.microsoft.com/office/drawing/2016/5/13/chartex" xmlns:cx8="http://schemas.microsoft.com/office/drawing/2016/5/14/chartex" xmlns:mc="http://schemas.openxmlformats.org/markup-compatibility/2006" xmlns:aink="http://schemas.microsoft.com/office/drawing/2016/ink" xmlns:am3d="http://schemas.microsoft.com/office/drawing/2017/model3d" xmlns:o="urn:schemas-microsoft-com:office:office" xmlns:oel="http://schemas.microsoft.com/office/2019/extlst" xmlns:r="http://schemas.openxmlformats.org/officeDocument/2006/relationships" xmlns:m="http://schemas.openxmlformats.org/officeDocument/2006/math" xmlns:v="urn:schemas-microsoft-com:vml" xmlns:wp14="http://schemas.microsoft.com/office/word/2010/wordprocessingDrawing" xmlns:wp="http://schemas.openxmlformats.org/drawingml/2006/wordprocessingDrawing" xmlns:w10="urn:schemas-microsoft-com:office:word" xmlns:w="http://schemas.openxmlformats.org/wordprocessingml/2006/main" xmlns:w14="http://schemas.microsoft.com/office/word/2010/wordml" xmlns:w15="http://schemas.microsoft.com/office/word/2012/wordml" xmlns:w16cex="http://schemas.microsoft.com/office/word/2018/wordml/cex" xmlns:w16cid="http://schemas.microsoft.com/office/word/2016/wordml/cid" xmlns:w16="http://schemas.microsoft.com/office/word/2018/wordml" xmlns:w16du="http://schemas.microsoft.com/office/word/2023/wordml/word16du" xmlns:w16sdtdh="http://schemas.microsoft.com/office/word/2020/wordml/sdtdatahash" xmlns:w16sdtfl="http://schemas.microsoft.com/office/word/2024/wordml/sdtformatlock" xmlns:w16se="http://schemas.microsoft.com/office/word/2015/wordml/symex" xmlns:wpg="http://schemas.microsoft.com/office/word/2010/wordprocessingGroup" xmlns:wpi="http://schemas.microsoft.com/office/word/2010/wordprocessingInk" xmlns:wne="http://schemas.microsoft.com/office/word/2006/wordml" xmlns:wps="http://schemas.microsoft.com/office/word/2010/wordprocessingShape" mc:Ignorable="w14 w15 w16se w16cid w16 w16cex w16sdtdh w16sdtfl w16du wp14">
+<w:document xmlns:wpc="http://schemas.microsoft.com/office/word/2010/wordprocessingCanvas" xmlns:cx="http://schemas.microsoft.com/office/drawing/2014/chartex" xmlns:cx1="http://schemas.microsoft.com/office/drawing/2015/9/8/chartex" xmlns:cx2="http://schemas.microsoft.com/office/drawing/2015/10/21/chartex" xmlns:cx3="http://schemas.microsoft.com/office/drawing/2016/5/9/chartex" xmlns:cx4="http://schemas.microsoft.com/office/drawing/2016/5/10/chartex" xmlns:cx5="http://schemas.microsoft.com/office/drawing/2016/5/11/chartex" xmlns:cx6="http://schemas.microsoft.com/office/drawing/2016/5/12/chartex" xmlns:cx7="http://schemas.microsoft.com/office/drawing/2016/5/13/chartex" xmlns:cx8="http://schemas.microsoft.com/office/drawing/2016/5/14/chartex" xmlns:mc="http://schemas.openxmlformats.org/markup-compatibility/2006" xmlns:aink="http://schemas.microsoft.com/office/drawing/2016/ink" xmlns:am3d="http://schemas.microsoft.com/office/drawing/2017/model3d" xmlns:o="urn:schemas-microsoft-com:office:office" xmlns:oel="http://schemas.microsoft.com/office/2019/extlst" xmlns:r="http://schemas.openxmlformats.org/officeDocument/2006/relationships" xmlns:m="http://schemas.openxmlformats.org/officeDocument/2006/math" xmlns:v="urn:schemas-microsoft-com:vml" xmlns:wp14="http://schemas.microsoft.com/office/word/2010/wordprocessingDrawing" xmlns:wp="http://schemas.openxmlformats.org/drawingml/2006/wordprocessingDrawing" xmlns:w10="urn:schemas-microsoft-com:office:word" xmlns:w="http://schemas.openxmlformats.org/wordprocessingml/2006/main" xmlns:w14="http://schemas.microsoft.com/office/word/2010/wordml" xmlns:w15="http://schemas.microsoft.com/office/word/2012/wordml" xmlns:w16cei="http://schemas.microsoft.com/office/word/2026/wordml/cei" xmlns:w16cex="http://schemas.microsoft.com/office/word/2018/wordml/cex" xmlns:w16cid="http://schemas.microsoft.com/office/word/2016/wordml/cid" xmlns:w16="http://schemas.microsoft.com/office/word/2018/wordml" xmlns:w16du="http://schemas.microsoft.com/office/word/2023/wordml/word16du" xmlns:w16sdtdh="http://schemas.microsoft.com/office/word/2020/wordml/sdtdatahash" xmlns:w16sdtfl="http://schemas.microsoft.com/office/word/2024/wordml/sdtformatlock" xmlns:w16se="http://schemas.microsoft.com/office/word/2015/wordml/symex" xmlns:wpg="http://schemas.microsoft.com/office/word/2010/wordprocessingGroup" xmlns:wpi="http://schemas.microsoft.com/office/word/2010/wordprocessingInk" xmlns:wne="http://schemas.microsoft.com/office/word/2006/wordml" xmlns:wps="http://schemas.microsoft.com/office/word/2010/wordprocessingShape" mc:Ignorable="w14 w15 w16se w16cid w16 w16cex w16sdtdh w16sdtfl w16du wp14">
   <w:body>
     <w:bookmarkStart w:id="0" w:name="_tad0l5kfozhu" w:colFirst="0" w:colLast="0" w:displacedByCustomXml="next"/>
     <w:bookmarkEnd w:id="0" w:displacedByCustomXml="next"/>
@@ -44,7 +44,7 @@
             <mc:AlternateContent>
               <mc:Choice Requires="wps">
                 <w:drawing>
-                  <wp:anchor distT="0" distB="0" distL="182880" distR="182880" simplePos="0" relativeHeight="251660288" behindDoc="0" locked="0" layoutInCell="1" allowOverlap="1" wp14:anchorId="4CE81125" wp14:editId="4991E769">
+                  <wp:anchor distT="0" distB="0" distL="182880" distR="182880" simplePos="0" relativeHeight="251660288" behindDoc="0" locked="0" layoutInCell="1" allowOverlap="1" wp14:anchorId="4CE81125" wp14:editId="2B90E7EB">
                     <wp:simplePos x="0" y="0"/>
                     <wp:positionH relativeFrom="margin">
                       <wp:posOffset>568325</wp:posOffset>
@@ -53,9 +53,9 @@
                       <wp:posOffset>4146550</wp:posOffset>
                     </wp:positionV>
                     <wp:extent cx="4686300" cy="6720840"/>
-                    <wp:effectExtent l="0" t="0" r="10160" b="3810"/>
+                    <wp:effectExtent l="0" t="0" r="4445" b="2540"/>
                     <wp:wrapSquare wrapText="bothSides"/>
-                    <wp:docPr id="131" name="テキスト ボックス 10"/>
+                    <wp:docPr id="131" name="テキスト ボックス 10" descr="装飾用テキストボックス"/>
                     <wp:cNvGraphicFramePr/>
                     <a:graphic xmlns:a="http://schemas.openxmlformats.org/drawingml/2006/main">
                       <a:graphicData uri="http://schemas.microsoft.com/office/word/2010/wordprocessingShape">
@@ -224,7 +224,7 @@
                                     <w:sz w:val="28"/>
                                     <w:szCs w:val="28"/>
                                   </w:rPr>
-                                  <w:t>2026年6月5日</w:t>
+                                  <w:t>2026年8月4日</w:t>
                                 </w:r>
                               </w:p>
                               <w:p>
@@ -247,17 +247,7 @@
                                     <w:sz w:val="28"/>
                                     <w:szCs w:val="28"/>
                                   </w:rPr>
-                                  <w:t>版数：</w:t>
-                                </w:r>
-                                <w:r>
-                                  <w:rPr>
-                                    <w:rFonts w:ascii="Meiryo UI" w:hAnsi="Meiryo UI" w:cs="Meiryo UI"/>
-                                    <w:caps/>
-                                    <w:color w:val="215868" w:themeColor="accent5" w:themeShade="80"/>
-                                    <w:sz w:val="28"/>
-                                    <w:szCs w:val="28"/>
-                                  </w:rPr>
-                                  <w:t>1.0</w:t>
+                                  <w:t>版数：1.1</w:t>
                                 </w:r>
                               </w:p>
                             </w:txbxContent>
@@ -286,7 +276,7 @@
                     <v:stroke joinstyle="miter"/>
                     <v:path gradientshapeok="t" o:connecttype="rect"/>
                   </v:shapetype>
-                  <v:shape id="テキスト ボックス 10" o:spid="_x0000_s1026" type="#_x0000_t202" style="position:absolute;margin-left:44.75pt;margin-top:326.5pt;width:369pt;height:529.2pt;z-index:251660288;visibility:visible;mso-wrap-style:square;mso-width-percent:790;mso-height-percent:350;mso-wrap-distance-left:14.4pt;mso-wrap-distance-top:0;mso-wrap-distance-right:14.4pt;mso-wrap-distance-bottom:0;mso-position-horizontal:absolute;mso-position-horizontal-relative:margin;mso-position-vertical:absolute;mso-position-vertical-relative:page;mso-width-percent:790;mso-height-percent:350;mso-width-relative:margin;mso-height-relative:page;v-text-anchor:top" o:gfxdata="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" filled="f" stroked="f" strokeweight=".5pt">
+                  <v:shape id="テキスト ボックス 10" o:spid="_x0000_s1026" type="#_x0000_t202" alt="装飾用テキストボックス" style="position:absolute;margin-left:44.75pt;margin-top:326.5pt;width:369pt;height:529.2pt;z-index:251660288;visibility:visible;mso-wrap-style:square;mso-width-percent:790;mso-height-percent:350;mso-wrap-distance-left:14.4pt;mso-wrap-distance-top:0;mso-wrap-distance-right:14.4pt;mso-wrap-distance-bottom:0;mso-position-horizontal:absolute;mso-position-horizontal-relative:margin;mso-position-vertical:absolute;mso-position-vertical-relative:page;mso-width-percent:790;mso-height-percent:350;mso-width-relative:margin;mso-height-relative:page;v-text-anchor:top" o:gfxdata="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" filled="f" stroked="f" strokeweight=".5pt">
                     <v:textbox style="mso-fit-shape-to-text:t" inset="0,0,0,0">
                       <w:txbxContent>
                         <w:p>
@@ -422,7 +412,7 @@
                               <w:sz w:val="28"/>
                               <w:szCs w:val="28"/>
                             </w:rPr>
-                            <w:t>2026年6月5日</w:t>
+                            <w:t>2026年8月4日</w:t>
                           </w:r>
                         </w:p>
                         <w:p>
@@ -445,17 +435,7 @@
                               <w:sz w:val="28"/>
                               <w:szCs w:val="28"/>
                             </w:rPr>
-                            <w:t>版数：</w:t>
-                          </w:r>
-                          <w:r>
-                            <w:rPr>
-                              <w:rFonts w:ascii="Meiryo UI" w:hAnsi="Meiryo UI" w:cs="Meiryo UI"/>
-                              <w:caps/>
-                              <w:color w:val="215868" w:themeColor="accent5" w:themeShade="80"/>
-                              <w:sz w:val="28"/>
-                              <w:szCs w:val="28"/>
-                            </w:rPr>
-                            <w:t>1.0</w:t>
+                            <w:t>版数：1.1</w:t>
                           </w:r>
                         </w:p>
                       </w:txbxContent>
@@ -492,14 +472,15 @@
         <w:tbl>
           <w:tblPr>
             <w:tblStyle w:val="afffffff7"/>
-            <w:tblW w:w="5000" w:type="pct"/>
+            <w:tblW w:w="9020" w:type="dxa"/>
+            <w:tblLayout w:type="fixed"/>
             <w:tblLook w:val="04A0" w:firstRow="1" w:lastRow="0" w:firstColumn="1" w:lastColumn="0" w:noHBand="0" w:noVBand="1"/>
           </w:tblPr>
           <w:tblGrid>
-            <w:gridCol w:w="1043"/>
-            <w:gridCol w:w="1212"/>
-            <w:gridCol w:w="3382"/>
-            <w:gridCol w:w="3382"/>
+            <w:gridCol w:w="1400"/>
+            <w:gridCol w:w="1640"/>
+            <w:gridCol w:w="3600"/>
+            <w:gridCol w:w="2380"/>
           </w:tblGrid>
           <w:tr>
             <w:trPr>
@@ -507,7 +488,7 @@
             </w:trPr>
             <w:tc>
               <w:tcPr>
-                <w:tcW w:w="578" w:type="pct"/>
+                <w:tcW w:w="1400" w:type="dxa"/>
                 <w:shd w:val="clear" w:color="auto" w:fill="DBE5F1" w:themeFill="accent1" w:themeFillTint="33"/>
               </w:tcPr>
               <w:p>
@@ -537,7 +518,7 @@
             </w:tc>
             <w:tc>
               <w:tcPr>
-                <w:tcW w:w="672" w:type="pct"/>
+                <w:tcW w:w="1640" w:type="dxa"/>
                 <w:shd w:val="clear" w:color="auto" w:fill="DBE5F1" w:themeFill="accent1" w:themeFillTint="33"/>
               </w:tcPr>
               <w:p>
@@ -567,7 +548,7 @@
             </w:tc>
             <w:tc>
               <w:tcPr>
-                <w:tcW w:w="1875" w:type="pct"/>
+                <w:tcW w:w="3600" w:type="dxa"/>
                 <w:shd w:val="clear" w:color="auto" w:fill="DBE5F1" w:themeFill="accent1" w:themeFillTint="33"/>
               </w:tcPr>
               <w:p>
@@ -597,7 +578,7 @@
             </w:tc>
             <w:tc>
               <w:tcPr>
-                <w:tcW w:w="1875" w:type="pct"/>
+                <w:tcW w:w="2380" w:type="dxa"/>
                 <w:shd w:val="clear" w:color="auto" w:fill="DBE5F1" w:themeFill="accent1" w:themeFillTint="33"/>
               </w:tcPr>
               <w:p>
@@ -629,7 +610,7 @@
           <w:tr>
             <w:tc>
               <w:tcPr>
-                <w:tcW w:w="578" w:type="pct"/>
+                <w:tcW w:w="1400" w:type="dxa"/>
               </w:tcPr>
               <w:p>
                 <w:pPr>
@@ -643,13 +624,13 @@
                   </w:pBdr>
                 </w:pPr>
                 <w:r>
-                  <w:t>1.0</w:t>
+                  <w:t>1.1</w:t>
                 </w:r>
               </w:p>
             </w:tc>
             <w:tc>
               <w:tcPr>
-                <w:tcW w:w="672" w:type="pct"/>
+                <w:tcW w:w="1640" w:type="dxa"/>
               </w:tcPr>
               <w:p>
                 <w:pPr>
@@ -663,13 +644,13 @@
                   </w:pBdr>
                 </w:pPr>
                 <w:r>
-                  <w:t>2026/6/5</w:t>
+                  <w:t>2026/8/4</w:t>
                 </w:r>
               </w:p>
             </w:tc>
             <w:tc>
               <w:tcPr>
-                <w:tcW w:w="1875" w:type="pct"/>
+                <w:tcW w:w="3600" w:type="dxa"/>
               </w:tcPr>
               <w:p>
                 <w:pPr>
@@ -683,16 +664,13 @@
                   </w:pBdr>
                 </w:pPr>
                 <w:r>
-                  <w:rPr>
-                    <w:rFonts w:hint="eastAsia"/>
-                  </w:rPr>
-                  <w:t>初版作成</w:t>
+                  <w:t>OpenAPI方式へ移行</w:t>
                 </w:r>
               </w:p>
             </w:tc>
             <w:tc>
               <w:tcPr>
-                <w:tcW w:w="1875" w:type="pct"/>
+                <w:tcW w:w="2380" w:type="dxa"/>
               </w:tcPr>
               <w:p>
                 <w:pPr>
@@ -717,7 +695,7 @@
           <w:tr>
             <w:tc>
               <w:tcPr>
-                <w:tcW w:w="578" w:type="pct"/>
+                <w:tcW w:w="1400" w:type="dxa"/>
               </w:tcPr>
               <w:p>
                 <w:pPr>
@@ -734,7 +712,7 @@
             </w:tc>
             <w:tc>
               <w:tcPr>
-                <w:tcW w:w="672" w:type="pct"/>
+                <w:tcW w:w="1640" w:type="dxa"/>
               </w:tcPr>
               <w:p>
                 <w:pPr>
@@ -751,7 +729,7 @@
             </w:tc>
             <w:tc>
               <w:tcPr>
-                <w:tcW w:w="1875" w:type="pct"/>
+                <w:tcW w:w="3600" w:type="dxa"/>
               </w:tcPr>
               <w:p>
                 <w:pPr>
@@ -768,7 +746,7 @@
             </w:tc>
             <w:tc>
               <w:tcPr>
-                <w:tcW w:w="1875" w:type="pct"/>
+                <w:tcW w:w="2380" w:type="dxa"/>
               </w:tcPr>
               <w:p>
                 <w:pPr>
@@ -787,7 +765,7 @@
           <w:tr>
             <w:tc>
               <w:tcPr>
-                <w:tcW w:w="578" w:type="pct"/>
+                <w:tcW w:w="1400" w:type="dxa"/>
               </w:tcPr>
               <w:p>
                 <w:pPr>
@@ -804,7 +782,7 @@
             </w:tc>
             <w:tc>
               <w:tcPr>
-                <w:tcW w:w="672" w:type="pct"/>
+                <w:tcW w:w="1640" w:type="dxa"/>
               </w:tcPr>
               <w:p>
                 <w:pPr>
@@ -814,7 +792,7 @@
             </w:tc>
             <w:tc>
               <w:tcPr>
-                <w:tcW w:w="1875" w:type="pct"/>
+                <w:tcW w:w="3600" w:type="dxa"/>
               </w:tcPr>
               <w:p>
                 <w:pPr>
@@ -824,7 +802,7 @@
             </w:tc>
             <w:tc>
               <w:tcPr>
-                <w:tcW w:w="1875" w:type="pct"/>
+                <w:tcW w:w="2380" w:type="dxa"/>
               </w:tcPr>
               <w:p>
                 <w:pPr>
@@ -836,7 +814,7 @@
           <w:tr>
             <w:tc>
               <w:tcPr>
-                <w:tcW w:w="578" w:type="pct"/>
+                <w:tcW w:w="1400" w:type="dxa"/>
               </w:tcPr>
               <w:p>
                 <w:pPr>
@@ -853,7 +831,7 @@
             </w:tc>
             <w:tc>
               <w:tcPr>
-                <w:tcW w:w="672" w:type="pct"/>
+                <w:tcW w:w="1640" w:type="dxa"/>
               </w:tcPr>
               <w:p>
                 <w:pPr>
@@ -863,7 +841,7 @@
             </w:tc>
             <w:tc>
               <w:tcPr>
-                <w:tcW w:w="1875" w:type="pct"/>
+                <w:tcW w:w="3600" w:type="dxa"/>
               </w:tcPr>
               <w:p>
                 <w:pPr>
@@ -873,7 +851,7 @@
             </w:tc>
             <w:tc>
               <w:tcPr>
-                <w:tcW w:w="1875" w:type="pct"/>
+                <w:tcW w:w="2380" w:type="dxa"/>
               </w:tcPr>
               <w:p>
                 <w:pPr>
@@ -885,7 +863,7 @@
           <w:tr>
             <w:tc>
               <w:tcPr>
-                <w:tcW w:w="578" w:type="pct"/>
+                <w:tcW w:w="1400" w:type="dxa"/>
               </w:tcPr>
               <w:p>
                 <w:pPr>
@@ -902,7 +880,7 @@
             </w:tc>
             <w:tc>
               <w:tcPr>
-                <w:tcW w:w="672" w:type="pct"/>
+                <w:tcW w:w="1640" w:type="dxa"/>
               </w:tcPr>
               <w:p>
                 <w:pPr>
@@ -912,7 +890,7 @@
             </w:tc>
             <w:tc>
               <w:tcPr>
-                <w:tcW w:w="1875" w:type="pct"/>
+                <w:tcW w:w="3600" w:type="dxa"/>
               </w:tcPr>
               <w:p>
                 <w:pPr>
@@ -922,7 +900,7 @@
             </w:tc>
             <w:tc>
               <w:tcPr>
-                <w:tcW w:w="1875" w:type="pct"/>
+                <w:tcW w:w="2380" w:type="dxa"/>
               </w:tcPr>
               <w:p>
                 <w:pPr>
@@ -1002,7 +980,7 @@
       <w:r>
         <w:fldChar w:fldCharType="separate"/>
       </w:r>
-      <w:hyperlink w:anchor="_Toc231532724" w:history="1">
+      <w:hyperlink w:anchor="_Toc236708277" w:history="1">
         <w:r>
           <w:rPr>
             <w:rStyle w:val="afffffff5"/>
@@ -1029,7 +1007,7 @@
             <w:noProof/>
             <w:webHidden/>
           </w:rPr>
-          <w:instrText xml:space="preserve"> PAGEREF _Toc231532724 \h </w:instrText>
+          <w:instrText xml:space="preserve"> PAGEREF _Toc236708277 \h </w:instrText>
         </w:r>
         <w:r>
           <w:rPr>
@@ -1077,7 +1055,7 @@
           <w14:ligatures w14:val="standardContextual"/>
         </w:rPr>
       </w:pPr>
-      <w:hyperlink w:anchor="_Toc231532725" w:history="1">
+      <w:hyperlink w:anchor="_Toc236708278" w:history="1">
         <w:r>
           <w:rPr>
             <w:rStyle w:val="afffffff5"/>
@@ -1104,7 +1082,7 @@
             <w:noProof/>
             <w:webHidden/>
           </w:rPr>
-          <w:instrText xml:space="preserve"> PAGEREF _Toc231532725 \h </w:instrText>
+          <w:instrText xml:space="preserve"> PAGEREF _Toc236708278 \h </w:instrText>
         </w:r>
         <w:r>
           <w:rPr>
@@ -1152,7 +1130,7 @@
           <w14:ligatures w14:val="standardContextual"/>
         </w:rPr>
       </w:pPr>
-      <w:hyperlink w:anchor="_Toc231532726" w:history="1">
+      <w:hyperlink w:anchor="_Toc236708279" w:history="1">
         <w:r>
           <w:rPr>
             <w:rStyle w:val="afffffff5"/>
@@ -1179,7 +1157,7 @@
             <w:noProof/>
             <w:webHidden/>
           </w:rPr>
-          <w:instrText xml:space="preserve"> PAGEREF _Toc231532726 \h </w:instrText>
+          <w:instrText xml:space="preserve"> PAGEREF _Toc236708279 \h </w:instrText>
         </w:r>
         <w:r>
           <w:rPr>
@@ -1199,7 +1177,7 @@
             <w:noProof/>
             <w:webHidden/>
           </w:rPr>
-          <w:t>4</w:t>
+          <w:t>3</w:t>
         </w:r>
         <w:r>
           <w:rPr>
@@ -1227,7 +1205,7 @@
           <w14:ligatures w14:val="standardContextual"/>
         </w:rPr>
       </w:pPr>
-      <w:hyperlink w:anchor="_Toc231532727" w:history="1">
+      <w:hyperlink w:anchor="_Toc236708280" w:history="1">
         <w:r>
           <w:rPr>
             <w:rStyle w:val="afffffff5"/>
@@ -1254,7 +1232,7 @@
             <w:noProof/>
             <w:webHidden/>
           </w:rPr>
-          <w:instrText xml:space="preserve"> PAGEREF _Toc231532727 \h </w:instrText>
+          <w:instrText xml:space="preserve"> PAGEREF _Toc236708280 \h </w:instrText>
         </w:r>
         <w:r>
           <w:rPr>
@@ -1302,7 +1280,7 @@
           <w14:ligatures w14:val="standardContextual"/>
         </w:rPr>
       </w:pPr>
-      <w:hyperlink w:anchor="_Toc231532728" w:history="1">
+      <w:hyperlink w:anchor="_Toc236708281" w:history="1">
         <w:r>
           <w:rPr>
             <w:rStyle w:val="afffffff5"/>
@@ -1329,7 +1307,7 @@
             <w:noProof/>
             <w:webHidden/>
           </w:rPr>
-          <w:instrText xml:space="preserve"> PAGEREF _Toc231532728 \h </w:instrText>
+          <w:instrText xml:space="preserve"> PAGEREF _Toc236708281 \h </w:instrText>
         </w:r>
         <w:r>
           <w:rPr>
@@ -1378,7 +1356,7 @@
           <w14:ligatures w14:val="standardContextual"/>
         </w:rPr>
       </w:pPr>
-      <w:hyperlink w:anchor="_Toc231532729" w:history="1">
+      <w:hyperlink w:anchor="_Toc236708282" w:history="1">
         <w:r>
           <w:rPr>
             <w:rStyle w:val="afffffff5"/>
@@ -1405,7 +1383,7 @@
             <w:noProof/>
             <w:webHidden/>
           </w:rPr>
-          <w:instrText xml:space="preserve"> PAGEREF _Toc231532729 \h </w:instrText>
+          <w:instrText xml:space="preserve"> PAGEREF _Toc236708282 \h </w:instrText>
         </w:r>
         <w:r>
           <w:rPr>
@@ -1453,7 +1431,7 @@
           <w14:ligatures w14:val="standardContextual"/>
         </w:rPr>
       </w:pPr>
-      <w:hyperlink w:anchor="_Toc231532730" w:history="1">
+      <w:hyperlink w:anchor="_Toc236708283" w:history="1">
         <w:r>
           <w:rPr>
             <w:rStyle w:val="afffffff5"/>
@@ -1480,7 +1458,7 @@
             <w:noProof/>
             <w:webHidden/>
           </w:rPr>
-          <w:instrText xml:space="preserve"> PAGEREF _Toc231532730 \h </w:instrText>
+          <w:instrText xml:space="preserve"> PAGEREF _Toc236708283 \h </w:instrText>
         </w:r>
         <w:r>
           <w:rPr>
@@ -1528,7 +1506,7 @@
           <w14:ligatures w14:val="standardContextual"/>
         </w:rPr>
       </w:pPr>
-      <w:hyperlink w:anchor="_Toc231532731" w:history="1">
+      <w:hyperlink w:anchor="_Toc236708284" w:history="1">
         <w:r>
           <w:rPr>
             <w:rStyle w:val="afffffff5"/>
@@ -1555,7 +1533,7 @@
             <w:noProof/>
             <w:webHidden/>
           </w:rPr>
-          <w:instrText xml:space="preserve"> PAGEREF _Toc231532731 \h </w:instrText>
+          <w:instrText xml:space="preserve"> PAGEREF _Toc236708284 \h </w:instrText>
         </w:r>
         <w:r>
           <w:rPr>
@@ -1603,7 +1581,7 @@
           <w14:ligatures w14:val="standardContextual"/>
         </w:rPr>
       </w:pPr>
-      <w:hyperlink w:anchor="_Toc231532732" w:history="1">
+      <w:hyperlink w:anchor="_Toc236708285" w:history="1">
         <w:r>
           <w:rPr>
             <w:rStyle w:val="afffffff5"/>
@@ -1630,7 +1608,7 @@
             <w:noProof/>
             <w:webHidden/>
           </w:rPr>
-          <w:instrText xml:space="preserve"> PAGEREF _Toc231532732 \h </w:instrText>
+          <w:instrText xml:space="preserve"> PAGEREF _Toc236708285 \h </w:instrText>
         </w:r>
         <w:r>
           <w:rPr>
@@ -1650,7 +1628,7 @@
             <w:noProof/>
             <w:webHidden/>
           </w:rPr>
-          <w:t>6</w:t>
+          <w:t>5</w:t>
         </w:r>
         <w:r>
           <w:rPr>
@@ -1679,7 +1657,7 @@
           <w14:ligatures w14:val="standardContextual"/>
         </w:rPr>
       </w:pPr>
-      <w:hyperlink w:anchor="_Toc231532733" w:history="1">
+      <w:hyperlink w:anchor="_Toc236708286" w:history="1">
         <w:r>
           <w:rPr>
             <w:rStyle w:val="afffffff5"/>
@@ -1706,7 +1684,7 @@
             <w:noProof/>
             <w:webHidden/>
           </w:rPr>
-          <w:instrText xml:space="preserve"> PAGEREF _Toc231532733 \h </w:instrText>
+          <w:instrText xml:space="preserve"> PAGEREF _Toc236708286 \h </w:instrText>
         </w:r>
         <w:r>
           <w:rPr>
@@ -1754,7 +1732,7 @@
           <w14:ligatures w14:val="standardContextual"/>
         </w:rPr>
       </w:pPr>
-      <w:hyperlink w:anchor="_Toc231532734" w:history="1">
+      <w:hyperlink w:anchor="_Toc236708287" w:history="1">
         <w:r>
           <w:rPr>
             <w:rStyle w:val="afffffff5"/>
@@ -1781,7 +1759,7 @@
             <w:noProof/>
             <w:webHidden/>
           </w:rPr>
-          <w:instrText xml:space="preserve"> PAGEREF _Toc231532734 \h </w:instrText>
+          <w:instrText xml:space="preserve"> PAGEREF _Toc236708287 \h </w:instrText>
         </w:r>
         <w:r>
           <w:rPr>
@@ -1829,7 +1807,7 @@
           <w14:ligatures w14:val="standardContextual"/>
         </w:rPr>
       </w:pPr>
-      <w:hyperlink w:anchor="_Toc231532735" w:history="1">
+      <w:hyperlink w:anchor="_Toc236708288" w:history="1">
         <w:r>
           <w:rPr>
             <w:rStyle w:val="afffffff5"/>
@@ -1856,7 +1834,7 @@
             <w:noProof/>
             <w:webHidden/>
           </w:rPr>
-          <w:instrText xml:space="preserve"> PAGEREF _Toc231532735 \h </w:instrText>
+          <w:instrText xml:space="preserve"> PAGEREF _Toc236708288 \h </w:instrText>
         </w:r>
         <w:r>
           <w:rPr>
@@ -1904,7 +1882,7 @@
           <w14:ligatures w14:val="standardContextual"/>
         </w:rPr>
       </w:pPr>
-      <w:hyperlink w:anchor="_Toc231532736" w:history="1">
+      <w:hyperlink w:anchor="_Toc236708289" w:history="1">
         <w:r>
           <w:rPr>
             <w:rStyle w:val="afffffff5"/>
@@ -1931,7 +1909,7 @@
             <w:noProof/>
             <w:webHidden/>
           </w:rPr>
-          <w:instrText xml:space="preserve"> PAGEREF _Toc231532736 \h </w:instrText>
+          <w:instrText xml:space="preserve"> PAGEREF _Toc236708289 \h </w:instrText>
         </w:r>
         <w:r>
           <w:rPr>
@@ -1979,7 +1957,7 @@
           <w14:ligatures w14:val="standardContextual"/>
         </w:rPr>
       </w:pPr>
-      <w:hyperlink w:anchor="_Toc231532737" w:history="1">
+      <w:hyperlink w:anchor="_Toc236708290" w:history="1">
         <w:r>
           <w:rPr>
             <w:rStyle w:val="afffffff5"/>
@@ -2006,7 +1984,7 @@
             <w:noProof/>
             <w:webHidden/>
           </w:rPr>
-          <w:instrText xml:space="preserve"> PAGEREF _Toc231532737 \h </w:instrText>
+          <w:instrText xml:space="preserve"> PAGEREF _Toc236708290 \h </w:instrText>
         </w:r>
         <w:r>
           <w:rPr>
@@ -2054,7 +2032,7 @@
           <w14:ligatures w14:val="standardContextual"/>
         </w:rPr>
       </w:pPr>
-      <w:hyperlink w:anchor="_Toc231532738" w:history="1">
+      <w:hyperlink w:anchor="_Toc236708291" w:history="1">
         <w:r>
           <w:rPr>
             <w:rStyle w:val="afffffff5"/>
@@ -2081,7 +2059,7 @@
             <w:noProof/>
             <w:webHidden/>
           </w:rPr>
-          <w:instrText xml:space="preserve"> PAGEREF _Toc231532738 \h </w:instrText>
+          <w:instrText xml:space="preserve"> PAGEREF _Toc236708291 \h </w:instrText>
         </w:r>
         <w:r>
           <w:rPr>
@@ -2101,7 +2079,7 @@
             <w:noProof/>
             <w:webHidden/>
           </w:rPr>
-          <w:t>9</w:t>
+          <w:t>8</w:t>
         </w:r>
         <w:r>
           <w:rPr>
@@ -2129,7 +2107,7 @@
           <w14:ligatures w14:val="standardContextual"/>
         </w:rPr>
       </w:pPr>
-      <w:hyperlink w:anchor="_Toc231532739" w:history="1">
+      <w:hyperlink w:anchor="_Toc236708292" w:history="1">
         <w:r>
           <w:rPr>
             <w:rStyle w:val="afffffff5"/>
@@ -2156,7 +2134,7 @@
             <w:noProof/>
             <w:webHidden/>
           </w:rPr>
-          <w:instrText xml:space="preserve"> PAGEREF _Toc231532739 \h </w:instrText>
+          <w:instrText xml:space="preserve"> PAGEREF _Toc236708292 \h </w:instrText>
         </w:r>
         <w:r>
           <w:rPr>
@@ -2203,7 +2181,7 @@
           <w14:ligatures w14:val="standardContextual"/>
         </w:rPr>
       </w:pPr>
-      <w:hyperlink w:anchor="_Toc231532740" w:history="1">
+      <w:hyperlink w:anchor="_Toc236708293" w:history="1">
         <w:r>
           <w:rPr>
             <w:rStyle w:val="afffffff5"/>
@@ -2230,7 +2208,7 @@
             <w:noProof/>
             <w:webHidden/>
           </w:rPr>
-          <w:instrText xml:space="preserve"> PAGEREF _Toc231532740 \h </w:instrText>
+          <w:instrText xml:space="preserve"> PAGEREF _Toc236708293 \h </w:instrText>
         </w:r>
         <w:r>
           <w:rPr>
@@ -2279,7 +2257,7 @@
           <w14:ligatures w14:val="standardContextual"/>
         </w:rPr>
       </w:pPr>
-      <w:hyperlink w:anchor="_Toc231532741" w:history="1">
+      <w:hyperlink w:anchor="_Toc236708294" w:history="1">
         <w:r>
           <w:rPr>
             <w:rStyle w:val="afffffff5"/>
@@ -2306,7 +2284,7 @@
             <w:noProof/>
             <w:webHidden/>
           </w:rPr>
-          <w:instrText xml:space="preserve"> PAGEREF _Toc231532741 \h </w:instrText>
+          <w:instrText xml:space="preserve"> PAGEREF _Toc236708294 \h </w:instrText>
         </w:r>
         <w:r>
           <w:rPr>
@@ -2354,7 +2332,7 @@
           <w14:ligatures w14:val="standardContextual"/>
         </w:rPr>
       </w:pPr>
-      <w:hyperlink w:anchor="_Toc231532742" w:history="1">
+      <w:hyperlink w:anchor="_Toc236708295" w:history="1">
         <w:r>
           <w:rPr>
             <w:rStyle w:val="afffffff5"/>
@@ -2381,7 +2359,7 @@
             <w:noProof/>
             <w:webHidden/>
           </w:rPr>
-          <w:instrText xml:space="preserve"> PAGEREF _Toc231532742 \h </w:instrText>
+          <w:instrText xml:space="preserve"> PAGEREF _Toc236708295 \h </w:instrText>
         </w:r>
         <w:r>
           <w:rPr>
@@ -2430,7 +2408,7 @@
           <w14:ligatures w14:val="standardContextual"/>
         </w:rPr>
       </w:pPr>
-      <w:hyperlink w:anchor="_Toc231532743" w:history="1">
+      <w:hyperlink w:anchor="_Toc236708296" w:history="1">
         <w:r>
           <w:rPr>
             <w:rStyle w:val="afffffff5"/>
@@ -2457,7 +2435,7 @@
             <w:noProof/>
             <w:webHidden/>
           </w:rPr>
-          <w:instrText xml:space="preserve"> PAGEREF _Toc231532743 \h </w:instrText>
+          <w:instrText xml:space="preserve"> PAGEREF _Toc236708296 \h </w:instrText>
         </w:r>
         <w:r>
           <w:rPr>
@@ -2477,7 +2455,7 @@
             <w:noProof/>
             <w:webHidden/>
           </w:rPr>
-          <w:t>10</w:t>
+          <w:t>9</w:t>
         </w:r>
         <w:r>
           <w:rPr>
@@ -2505,7 +2483,7 @@
           <w14:ligatures w14:val="standardContextual"/>
         </w:rPr>
       </w:pPr>
-      <w:hyperlink w:anchor="_Toc231532744" w:history="1">
+      <w:hyperlink w:anchor="_Toc236708297" w:history="1">
         <w:r>
           <w:rPr>
             <w:rStyle w:val="afffffff5"/>
@@ -2532,7 +2510,7 @@
             <w:noProof/>
             <w:webHidden/>
           </w:rPr>
-          <w:instrText xml:space="preserve"> PAGEREF _Toc231532744 \h </w:instrText>
+          <w:instrText xml:space="preserve"> PAGEREF _Toc236708297 \h </w:instrText>
         </w:r>
         <w:r>
           <w:rPr>
@@ -2552,7 +2530,7 @@
             <w:noProof/>
             <w:webHidden/>
           </w:rPr>
-          <w:t>10</w:t>
+          <w:t>9</w:t>
         </w:r>
         <w:r>
           <w:rPr>
@@ -2579,7 +2557,7 @@
           <w14:ligatures w14:val="standardContextual"/>
         </w:rPr>
       </w:pPr>
-      <w:hyperlink w:anchor="_Toc231532745" w:history="1">
+      <w:hyperlink w:anchor="_Toc236708298" w:history="1">
         <w:r>
           <w:rPr>
             <w:rStyle w:val="afffffff5"/>
@@ -2606,7 +2584,7 @@
             <w:noProof/>
             <w:webHidden/>
           </w:rPr>
-          <w:instrText xml:space="preserve"> PAGEREF _Toc231532745 \h </w:instrText>
+          <w:instrText xml:space="preserve"> PAGEREF _Toc236708298 \h </w:instrText>
         </w:r>
         <w:r>
           <w:rPr>
@@ -2653,7 +2631,7 @@
           <w14:ligatures w14:val="standardContextual"/>
         </w:rPr>
       </w:pPr>
-      <w:hyperlink w:anchor="_Toc231532746" w:history="1">
+      <w:hyperlink w:anchor="_Toc236708299" w:history="1">
         <w:r>
           <w:rPr>
             <w:rStyle w:val="afffffff5"/>
@@ -2680,7 +2658,7 @@
             <w:noProof/>
             <w:webHidden/>
           </w:rPr>
-          <w:instrText xml:space="preserve"> PAGEREF _Toc231532746 \h </w:instrText>
+          <w:instrText xml:space="preserve"> PAGEREF _Toc236708299 \h </w:instrText>
         </w:r>
         <w:r>
           <w:rPr>
@@ -2700,7 +2678,7 @@
             <w:noProof/>
             <w:webHidden/>
           </w:rPr>
-          <w:t>12</w:t>
+          <w:t>11</w:t>
         </w:r>
         <w:r>
           <w:rPr>
@@ -2727,7 +2705,7 @@
           <w14:ligatures w14:val="standardContextual"/>
         </w:rPr>
       </w:pPr>
-      <w:hyperlink w:anchor="_Toc231532747" w:history="1">
+      <w:hyperlink w:anchor="_Toc236708300" w:history="1">
         <w:r>
           <w:rPr>
             <w:rStyle w:val="afffffff5"/>
@@ -2754,7 +2732,7 @@
             <w:noProof/>
             <w:webHidden/>
           </w:rPr>
-          <w:instrText xml:space="preserve"> PAGEREF _Toc231532747 \h </w:instrText>
+          <w:instrText xml:space="preserve"> PAGEREF _Toc236708300 \h </w:instrText>
         </w:r>
         <w:r>
           <w:rPr>
@@ -2774,7 +2752,7 @@
             <w:noProof/>
             <w:webHidden/>
           </w:rPr>
-          <w:t>13</w:t>
+          <w:t>12</w:t>
         </w:r>
         <w:r>
           <w:rPr>
@@ -2802,7 +2780,7 @@
           <w14:ligatures w14:val="standardContextual"/>
         </w:rPr>
       </w:pPr>
-      <w:hyperlink w:anchor="_Toc231532748" w:history="1">
+      <w:hyperlink w:anchor="_Toc236708301" w:history="1">
         <w:r>
           <w:rPr>
             <w:rStyle w:val="afffffff5"/>
@@ -2829,7 +2807,7 @@
             <w:noProof/>
             <w:webHidden/>
           </w:rPr>
-          <w:instrText xml:space="preserve"> PAGEREF _Toc231532748 \h </w:instrText>
+          <w:instrText xml:space="preserve"> PAGEREF _Toc236708301 \h </w:instrText>
         </w:r>
         <w:r>
           <w:rPr>
@@ -2876,7 +2854,7 @@
           <w14:ligatures w14:val="standardContextual"/>
         </w:rPr>
       </w:pPr>
-      <w:hyperlink w:anchor="_Toc231532749" w:history="1">
+      <w:hyperlink w:anchor="_Toc236708302" w:history="1">
         <w:r>
           <w:rPr>
             <w:rStyle w:val="afffffff5"/>
@@ -2903,7 +2881,7 @@
             <w:noProof/>
             <w:webHidden/>
           </w:rPr>
-          <w:instrText xml:space="preserve"> PAGEREF _Toc231532749 \h </w:instrText>
+          <w:instrText xml:space="preserve"> PAGEREF _Toc236708302 \h </w:instrText>
         </w:r>
         <w:r>
           <w:rPr>
@@ -2950,7 +2928,7 @@
           <w14:ligatures w14:val="standardContextual"/>
         </w:rPr>
       </w:pPr>
-      <w:hyperlink w:anchor="_Toc231532750" w:history="1">
+      <w:hyperlink w:anchor="_Toc236708303" w:history="1">
         <w:r>
           <w:rPr>
             <w:rStyle w:val="afffffff5"/>
@@ -2977,7 +2955,7 @@
             <w:noProof/>
             <w:webHidden/>
           </w:rPr>
-          <w:instrText xml:space="preserve"> PAGEREF _Toc231532750 \h </w:instrText>
+          <w:instrText xml:space="preserve"> PAGEREF _Toc236708303 \h </w:instrText>
         </w:r>
         <w:r>
           <w:rPr>
@@ -3024,7 +3002,7 @@
           <w14:ligatures w14:val="standardContextual"/>
         </w:rPr>
       </w:pPr>
-      <w:hyperlink w:anchor="_Toc231532751" w:history="1">
+      <w:hyperlink w:anchor="_Toc236708304" w:history="1">
         <w:r>
           <w:rPr>
             <w:rStyle w:val="afffffff5"/>
@@ -3051,7 +3029,7 @@
             <w:noProof/>
             <w:webHidden/>
           </w:rPr>
-          <w:instrText xml:space="preserve"> PAGEREF _Toc231532751 \h </w:instrText>
+          <w:instrText xml:space="preserve"> PAGEREF _Toc236708304 \h </w:instrText>
         </w:r>
         <w:r>
           <w:rPr>
@@ -3071,7 +3049,7 @@
             <w:noProof/>
             <w:webHidden/>
           </w:rPr>
-          <w:t>16</w:t>
+          <w:t>15</w:t>
         </w:r>
         <w:r>
           <w:rPr>
@@ -3100,7 +3078,7 @@
           <w14:ligatures w14:val="standardContextual"/>
         </w:rPr>
       </w:pPr>
-      <w:hyperlink w:anchor="_Toc231532752" w:history="1">
+      <w:hyperlink w:anchor="_Toc236708305" w:history="1">
         <w:r>
           <w:rPr>
             <w:rStyle w:val="afffffff5"/>
@@ -3127,7 +3105,7 @@
             <w:noProof/>
             <w:webHidden/>
           </w:rPr>
-          <w:instrText xml:space="preserve"> PAGEREF _Toc231532752 \h </w:instrText>
+          <w:instrText xml:space="preserve"> PAGEREF _Toc236708305 \h </w:instrText>
         </w:r>
         <w:r>
           <w:rPr>
@@ -3175,7 +3153,7 @@
           <w14:ligatures w14:val="standardContextual"/>
         </w:rPr>
       </w:pPr>
-      <w:hyperlink w:anchor="_Toc231532753" w:history="1">
+      <w:hyperlink w:anchor="_Toc236708306" w:history="1">
         <w:r>
           <w:rPr>
             <w:rStyle w:val="afffffff5"/>
@@ -3202,7 +3180,7 @@
             <w:noProof/>
             <w:webHidden/>
           </w:rPr>
-          <w:instrText xml:space="preserve"> PAGEREF _Toc231532753 \h </w:instrText>
+          <w:instrText xml:space="preserve"> PAGEREF _Toc236708306 \h </w:instrText>
         </w:r>
         <w:r>
           <w:rPr>
@@ -3250,7 +3228,7 @@
           <w14:ligatures w14:val="standardContextual"/>
         </w:rPr>
       </w:pPr>
-      <w:hyperlink w:anchor="_Toc231532754" w:history="1">
+      <w:hyperlink w:anchor="_Toc236708307" w:history="1">
         <w:r>
           <w:rPr>
             <w:rStyle w:val="afffffff5"/>
@@ -3277,7 +3255,7 @@
             <w:noProof/>
             <w:webHidden/>
           </w:rPr>
-          <w:instrText xml:space="preserve"> PAGEREF _Toc231532754 \h </w:instrText>
+          <w:instrText xml:space="preserve"> PAGEREF _Toc236708307 \h </w:instrText>
         </w:r>
         <w:r>
           <w:rPr>
@@ -3325,7 +3303,7 @@
           <w14:ligatures w14:val="standardContextual"/>
         </w:rPr>
       </w:pPr>
-      <w:hyperlink w:anchor="_Toc231532755" w:history="1">
+      <w:hyperlink w:anchor="_Toc236708308" w:history="1">
         <w:r>
           <w:rPr>
             <w:rStyle w:val="afffffff5"/>
@@ -3352,7 +3330,7 @@
             <w:noProof/>
             <w:webHidden/>
           </w:rPr>
-          <w:instrText xml:space="preserve"> PAGEREF _Toc231532755 \h </w:instrText>
+          <w:instrText xml:space="preserve"> PAGEREF _Toc236708308 \h </w:instrText>
         </w:r>
         <w:r>
           <w:rPr>
@@ -3372,7 +3350,7 @@
             <w:noProof/>
             <w:webHidden/>
           </w:rPr>
-          <w:t>17</w:t>
+          <w:t>16</w:t>
         </w:r>
         <w:r>
           <w:rPr>
@@ -3400,7 +3378,7 @@
           <w14:ligatures w14:val="standardContextual"/>
         </w:rPr>
       </w:pPr>
-      <w:hyperlink w:anchor="_Toc231532756" w:history="1">
+      <w:hyperlink w:anchor="_Toc236708309" w:history="1">
         <w:r>
           <w:rPr>
             <w:rStyle w:val="afffffff5"/>
@@ -3427,7 +3405,7 @@
             <w:noProof/>
             <w:webHidden/>
           </w:rPr>
-          <w:instrText xml:space="preserve"> PAGEREF _Toc231532756 \h </w:instrText>
+          <w:instrText xml:space="preserve"> PAGEREF _Toc236708309 \h </w:instrText>
         </w:r>
         <w:r>
           <w:rPr>
@@ -3476,7 +3454,7 @@
           <w14:ligatures w14:val="standardContextual"/>
         </w:rPr>
       </w:pPr>
-      <w:hyperlink w:anchor="_Toc231532757" w:history="1">
+      <w:hyperlink w:anchor="_Toc236708310" w:history="1">
         <w:r>
           <w:rPr>
             <w:rStyle w:val="afffffff5"/>
@@ -3503,7 +3481,7 @@
             <w:noProof/>
             <w:webHidden/>
           </w:rPr>
-          <w:instrText xml:space="preserve"> PAGEREF _Toc231532757 \h </w:instrText>
+          <w:instrText xml:space="preserve"> PAGEREF _Toc236708310 \h </w:instrText>
         </w:r>
         <w:r>
           <w:rPr>
@@ -3551,7 +3529,7 @@
           <w14:ligatures w14:val="standardContextual"/>
         </w:rPr>
       </w:pPr>
-      <w:hyperlink w:anchor="_Toc231532758" w:history="1">
+      <w:hyperlink w:anchor="_Toc236708311" w:history="1">
         <w:r>
           <w:rPr>
             <w:rStyle w:val="afffffff5"/>
@@ -3578,7 +3556,7 @@
             <w:noProof/>
             <w:webHidden/>
           </w:rPr>
-          <w:instrText xml:space="preserve"> PAGEREF _Toc231532758 \h </w:instrText>
+          <w:instrText xml:space="preserve"> PAGEREF _Toc236708311 \h </w:instrText>
         </w:r>
         <w:r>
           <w:rPr>
@@ -3626,7 +3604,7 @@
           <w14:ligatures w14:val="standardContextual"/>
         </w:rPr>
       </w:pPr>
-      <w:hyperlink w:anchor="_Toc231532759" w:history="1">
+      <w:hyperlink w:anchor="_Toc236708312" w:history="1">
         <w:r>
           <w:rPr>
             <w:rStyle w:val="afffffff5"/>
@@ -3653,7 +3631,7 @@
             <w:noProof/>
             <w:webHidden/>
           </w:rPr>
-          <w:instrText xml:space="preserve"> PAGEREF _Toc231532759 \h </w:instrText>
+          <w:instrText xml:space="preserve"> PAGEREF _Toc236708312 \h </w:instrText>
         </w:r>
         <w:r>
           <w:rPr>
@@ -3702,7 +3680,7 @@
           <w14:ligatures w14:val="standardContextual"/>
         </w:rPr>
       </w:pPr>
-      <w:hyperlink w:anchor="_Toc231532760" w:history="1">
+      <w:hyperlink w:anchor="_Toc236708313" w:history="1">
         <w:r>
           <w:rPr>
             <w:rStyle w:val="afffffff5"/>
@@ -3729,7 +3707,7 @@
             <w:noProof/>
             <w:webHidden/>
           </w:rPr>
-          <w:instrText xml:space="preserve"> PAGEREF _Toc231532760 \h </w:instrText>
+          <w:instrText xml:space="preserve"> PAGEREF _Toc236708313 \h </w:instrText>
         </w:r>
         <w:r>
           <w:rPr>
@@ -3777,7 +3755,7 @@
           <w14:ligatures w14:val="standardContextual"/>
         </w:rPr>
       </w:pPr>
-      <w:hyperlink w:anchor="_Toc231532761" w:history="1">
+      <w:hyperlink w:anchor="_Toc236708314" w:history="1">
         <w:r>
           <w:rPr>
             <w:rStyle w:val="afffffff5"/>
@@ -3804,7 +3782,7 @@
             <w:noProof/>
             <w:webHidden/>
           </w:rPr>
-          <w:instrText xml:space="preserve"> PAGEREF _Toc231532761 \h </w:instrText>
+          <w:instrText xml:space="preserve"> PAGEREF _Toc236708314 \h </w:instrText>
         </w:r>
         <w:r>
           <w:rPr>
@@ -3852,7 +3830,7 @@
           <w14:ligatures w14:val="standardContextual"/>
         </w:rPr>
       </w:pPr>
-      <w:hyperlink w:anchor="_Toc231532762" w:history="1">
+      <w:hyperlink w:anchor="_Toc236708315" w:history="1">
         <w:r>
           <w:rPr>
             <w:rStyle w:val="afffffff5"/>
@@ -3879,7 +3857,7 @@
             <w:noProof/>
             <w:webHidden/>
           </w:rPr>
-          <w:instrText xml:space="preserve"> PAGEREF _Toc231532762 \h </w:instrText>
+          <w:instrText xml:space="preserve"> PAGEREF _Toc236708315 \h </w:instrText>
         </w:r>
         <w:r>
           <w:rPr>
@@ -3927,7 +3905,7 @@
           <w14:ligatures w14:val="standardContextual"/>
         </w:rPr>
       </w:pPr>
-      <w:hyperlink w:anchor="_Toc231532763" w:history="1">
+      <w:hyperlink w:anchor="_Toc236708316" w:history="1">
         <w:r>
           <w:rPr>
             <w:rStyle w:val="afffffff5"/>
@@ -3954,7 +3932,7 @@
             <w:noProof/>
             <w:webHidden/>
           </w:rPr>
-          <w:instrText xml:space="preserve"> PAGEREF _Toc231532763 \h </w:instrText>
+          <w:instrText xml:space="preserve"> PAGEREF _Toc236708316 \h </w:instrText>
         </w:r>
         <w:r>
           <w:rPr>
@@ -3974,7 +3952,7 @@
             <w:noProof/>
             <w:webHidden/>
           </w:rPr>
-          <w:t>19</w:t>
+          <w:t>18</w:t>
         </w:r>
         <w:r>
           <w:rPr>
@@ -3995,7 +3973,7 @@
       <w:r>
         <w:fldChar w:fldCharType="end"/>
       </w:r>
-      <w:bookmarkStart w:id="1" w:name="_Toc231532724"/>
+      <w:bookmarkStart w:id="1" w:name="_Toc236708277"/>
       <w:r>
         <w:rPr>
           <w:rFonts w:hint="eastAsia"/>
@@ -4011,7 +3989,7 @@
           <w:rFonts w:hint="eastAsia"/>
         </w:rPr>
       </w:pPr>
-      <w:bookmarkStart w:id="2" w:name="_Toc231532725"/>
+      <w:bookmarkStart w:id="2" w:name="_Toc236708278"/>
       <w:r>
         <w:rPr>
           <w:rFonts w:hint="eastAsia"/>
@@ -4030,7 +4008,7 @@
         <w:rPr>
           <w:rFonts w:hint="eastAsia"/>
         </w:rPr>
-        <w:t>本書は、資産マスタ選択画面（`/asset-master`）で利用する API の設計内容を整理し、クライアント、開発者、運用担当者が共通認識を持つことを目的とする。</w:t>
+        <w:t>本書は、資産マスタ選択画面（/asset-master）で利用する API の設計内容を整理し、クライアント、開発者、運用担当者が共通認識を持つことを目的とする。</w:t>
       </w:r>
     </w:p>
     <w:p>
@@ -4113,7 +4091,7 @@
         <w:rPr>
           <w:rFonts w:hint="eastAsia"/>
         </w:rPr>
-        <w:t>SHIP資産マスタ管理画面（`/ship-asset-master`）との責務分離</w:t>
+        <w:t>SHIP資産マスタ管理画面（/ship-asset-master）との責務分離</w:t>
       </w:r>
     </w:p>
     <w:p>
@@ -4161,12 +4139,11 @@
           <w:rFonts w:hint="eastAsia"/>
         </w:rPr>
       </w:pPr>
-      <w:bookmarkStart w:id="3" w:name="_Toc231532726"/>
+      <w:bookmarkStart w:id="3" w:name="_Toc236708279"/>
       <w:r>
         <w:rPr>
           <w:rFonts w:hint="eastAsia"/>
         </w:rPr>
-        <w:lastRenderedPageBreak/>
         <w:t>対象システム概要</w:t>
       </w:r>
       <w:bookmarkEnd w:id="3"/>
@@ -4204,11 +4181,12 @@
           <w:rFonts w:hint="eastAsia"/>
         </w:rPr>
       </w:pPr>
-      <w:bookmarkStart w:id="4" w:name="_Toc231532727"/>
+      <w:bookmarkStart w:id="4" w:name="_Toc236708280"/>
       <w:r>
         <w:rPr>
           <w:rFonts w:hint="eastAsia"/>
         </w:rPr>
+        <w:lastRenderedPageBreak/>
         <w:t>用語定義</w:t>
       </w:r>
       <w:bookmarkEnd w:id="4"/>
@@ -4233,6 +4211,7 @@
       </w:tblGrid>
       <w:tr>
         <w:trPr>
+          <w:cantSplit/>
           <w:tblHeader/>
         </w:trPr>
         <w:tc>
@@ -4277,6 +4256,9 @@
         </w:tc>
       </w:tr>
       <w:tr>
+        <w:trPr>
+          <w:cantSplit/>
+        </w:trPr>
         <w:tc>
           <w:tcPr>
             <w:tcW w:w="2500" w:type="pct"/>
@@ -4305,6 +4287,9 @@
         </w:tc>
       </w:tr>
       <w:tr>
+        <w:trPr>
+          <w:cantSplit/>
+        </w:trPr>
         <w:tc>
           <w:tcPr>
             <w:tcW w:w="2500" w:type="pct"/>
@@ -4327,12 +4312,15 @@
               <w:rPr>
                 <w:rFonts w:hint="eastAsia"/>
               </w:rPr>
-              <w:t>Category / 大分類 / 中分類 / 明細区分 / 品目 / メーカー / 型式の組み合わせを 1 件で表す共通マスタ。実体は `ship_asset_masters`</w:t>
+              <w:t>Category / 大分類 / 中分類 / 明細区分 / 品目 / メーカー / 型式の組み合わせを 1 件で表す共通マスタ。実体は ship_asset_masters</w:t>
             </w:r>
           </w:p>
         </w:tc>
       </w:tr>
       <w:tr>
+        <w:trPr>
+          <w:cantSplit/>
+        </w:trPr>
         <w:tc>
           <w:tcPr>
             <w:tcW w:w="2500" w:type="pct"/>
@@ -4355,12 +4343,15 @@
               <w:rPr>
                 <w:rFonts w:hint="eastAsia"/>
               </w:rPr>
-              <w:t>`ship_asset_masters.ship_asset_master_id`。画面および下流テーブルでは `shipAssetMasterId` / `ship_asset_master_id` として扱う</w:t>
+              <w:t>ship_asset_masters.ship_asset_master_id。画面および下流テーブルでは shipAssetMasterId / ship_asset_master_id として扱う</w:t>
             </w:r>
           </w:p>
         </w:tc>
       </w:tr>
       <w:tr>
+        <w:trPr>
+          <w:cantSplit/>
+        </w:trPr>
         <w:tc>
           <w:tcPr>
             <w:tcW w:w="2500" w:type="pct"/>
@@ -4389,6 +4380,9 @@
         </w:tc>
       </w:tr>
       <w:tr>
+        <w:trPr>
+          <w:cantSplit/>
+        </w:trPr>
         <w:tc>
           <w:tcPr>
             <w:tcW w:w="2500" w:type="pct"/>
@@ -4411,7 +4405,7 @@
               <w:rPr>
                 <w:rFonts w:hint="eastAsia"/>
               </w:rPr>
-              <w:t>`ASSET_SELECTED` や `SET_MATCH_TARGET` など、フロントエンドの `postMessage` による親子画面連携。本APIのリクエスト/レスポンス分岐条件にはしない</w:t>
+              <w:t>ASSET_SELECTED や SET_MATCH_TARGET など、フロントエンドの postMessage による親子画面連携。本APIのリクエスト/レスポンス分岐条件にはしない</w:t>
             </w:r>
           </w:p>
         </w:tc>
@@ -4425,7 +4419,7 @@
           <w:rFonts w:hint="eastAsia"/>
         </w:rPr>
       </w:pPr>
-      <w:bookmarkStart w:id="5" w:name="_Toc231532728"/>
+      <w:bookmarkStart w:id="5" w:name="_Toc236708281"/>
       <w:r>
         <w:rPr>
           <w:rFonts w:hint="eastAsia"/>
@@ -4454,6 +4448,7 @@
       </w:tblGrid>
       <w:tr>
         <w:trPr>
+          <w:cantSplit/>
           <w:tblHeader/>
         </w:trPr>
         <w:tc>
@@ -4498,6 +4493,9 @@
         </w:tc>
       </w:tr>
       <w:tr>
+        <w:trPr>
+          <w:cantSplit/>
+        </w:trPr>
         <w:tc>
           <w:tcPr>
             <w:tcW w:w="2500" w:type="pct"/>
@@ -4526,6 +4524,9 @@
         </w:tc>
       </w:tr>
       <w:tr>
+        <w:trPr>
+          <w:cantSplit/>
+        </w:trPr>
         <w:tc>
           <w:tcPr>
             <w:tcW w:w="2500" w:type="pct"/>
@@ -4551,6 +4552,9 @@
         </w:tc>
       </w:tr>
       <w:tr>
+        <w:trPr>
+          <w:cantSplit/>
+        </w:trPr>
         <w:tc>
           <w:tcPr>
             <w:tcW w:w="2500" w:type="pct"/>
@@ -4560,7 +4564,6 @@
               <w:rPr>
                 <w:rFonts w:hint="eastAsia"/>
               </w:rPr>
-              <w:lastRenderedPageBreak/>
               <w:t>主機能</w:t>
             </w:r>
           </w:p>
@@ -4580,6 +4583,9 @@
         </w:tc>
       </w:tr>
       <w:tr>
+        <w:trPr>
+          <w:cantSplit/>
+        </w:trPr>
         <w:tc>
           <w:tcPr>
             <w:tcW w:w="2500" w:type="pct"/>
@@ -4616,11 +4622,12 @@
           <w:rFonts w:hint="eastAsia"/>
         </w:rPr>
       </w:pPr>
-      <w:bookmarkStart w:id="6" w:name="_Toc231532729"/>
+      <w:bookmarkStart w:id="6" w:name="_Toc236708282"/>
       <w:r>
         <w:rPr>
           <w:rFonts w:hint="eastAsia"/>
         </w:rPr>
+        <w:lastRenderedPageBreak/>
         <w:t>第2章 システム全体構成</w:t>
       </w:r>
       <w:bookmarkEnd w:id="6"/>
@@ -4632,7 +4639,7 @@
           <w:rFonts w:hint="eastAsia"/>
         </w:rPr>
       </w:pPr>
-      <w:bookmarkStart w:id="7" w:name="_Toc231532730"/>
+      <w:bookmarkStart w:id="7" w:name="_Toc236708283"/>
       <w:r>
         <w:rPr>
           <w:rFonts w:hint="eastAsia"/>
@@ -4651,7 +4658,7 @@
         <w:rPr>
           <w:rFonts w:hint="eastAsia"/>
         </w:rPr>
-        <w:t>本API群は、資産マスタ選択画面の初期表示、検索、フィルター変更時に利用する参照専用 API である。返却対象は有効な `ship_asset_masters` と、その分類階層・メーカー・型式の表示情報に限定する。</w:t>
+        <w:t>本API群は、資産マスタ選択画面の初期表示、検索、フィルター変更時に利用する参照専用 API である。返却対象は有効な ship_asset_masters と、その分類階層・メーカー・型式の表示情報に限定する。</w:t>
       </w:r>
     </w:p>
     <w:p>
@@ -4674,7 +4681,7 @@
           <w:rFonts w:hint="eastAsia"/>
         </w:rPr>
       </w:pPr>
-      <w:bookmarkStart w:id="8" w:name="_Toc231532731"/>
+      <w:bookmarkStart w:id="8" w:name="_Toc236708284"/>
       <w:r>
         <w:rPr>
           <w:rFonts w:hint="eastAsia"/>
@@ -4704,6 +4711,7 @@
       </w:tblGrid>
       <w:tr>
         <w:trPr>
+          <w:cantSplit/>
           <w:tblHeader/>
         </w:trPr>
         <w:tc>
@@ -4767,6 +4775,9 @@
         </w:tc>
       </w:tr>
       <w:tr>
+        <w:trPr>
+          <w:cantSplit/>
+        </w:trPr>
         <w:tc>
           <w:tcPr>
             <w:tcW w:w="1666" w:type="pct"/>
@@ -4808,6 +4819,9 @@
         </w:tc>
       </w:tr>
       <w:tr>
+        <w:trPr>
+          <w:cantSplit/>
+        </w:trPr>
         <w:tc>
           <w:tcPr>
             <w:tcW w:w="1666" w:type="pct"/>
@@ -4846,6 +4860,9 @@
         </w:tc>
       </w:tr>
       <w:tr>
+        <w:trPr>
+          <w:cantSplit/>
+        </w:trPr>
         <w:tc>
           <w:tcPr>
             <w:tcW w:w="1666" w:type="pct"/>
@@ -4887,6 +4904,9 @@
         </w:tc>
       </w:tr>
       <w:tr>
+        <w:trPr>
+          <w:cantSplit/>
+        </w:trPr>
         <w:tc>
           <w:tcPr>
             <w:tcW w:w="1666" w:type="pct"/>
@@ -4928,6 +4948,9 @@
         </w:tc>
       </w:tr>
       <w:tr>
+        <w:trPr>
+          <w:cantSplit/>
+        </w:trPr>
         <w:tc>
           <w:tcPr>
             <w:tcW w:w="1666" w:type="pct"/>
@@ -4977,7 +5000,7 @@
           <w:rFonts w:hint="eastAsia"/>
         </w:rPr>
       </w:pPr>
-      <w:bookmarkStart w:id="9" w:name="_Toc231532732"/>
+      <w:bookmarkStart w:id="9" w:name="_Toc236708285"/>
       <w:r>
         <w:rPr>
           <w:rFonts w:hint="eastAsia"/>
@@ -5007,6 +5030,7 @@
       </w:tblGrid>
       <w:tr>
         <w:trPr>
+          <w:cantSplit/>
           <w:tblHeader/>
         </w:trPr>
         <w:tc>
@@ -5071,6 +5095,9 @@
         </w:tc>
       </w:tr>
       <w:tr>
+        <w:trPr>
+          <w:cantSplit/>
+        </w:trPr>
         <w:tc>
           <w:tcPr>
             <w:tcW w:w="1666" w:type="pct"/>
@@ -5106,12 +5133,16 @@
         </w:tc>
       </w:tr>
       <w:tr>
+        <w:trPr>
+          <w:cantSplit/>
+        </w:trPr>
         <w:tc>
           <w:tcPr>
             <w:tcW w:w="1666" w:type="pct"/>
           </w:tcPr>
           <w:p>
             <w:r>
+              <w:lastRenderedPageBreak/>
               <w:t>facilities</w:t>
             </w:r>
           </w:p>
@@ -5141,6 +5172,9 @@
         </w:tc>
       </w:tr>
       <w:tr>
+        <w:trPr>
+          <w:cantSplit/>
+        </w:trPr>
         <w:tc>
           <w:tcPr>
             <w:tcW w:w="1666" w:type="pct"/>
@@ -5176,6 +5210,9 @@
         </w:tc>
       </w:tr>
       <w:tr>
+        <w:trPr>
+          <w:cantSplit/>
+        </w:trPr>
         <w:tc>
           <w:tcPr>
             <w:tcW w:w="1666" w:type="pct"/>
@@ -5195,7 +5232,7 @@
               <w:rPr>
                 <w:rFonts w:hint="eastAsia"/>
               </w:rPr>
-              <w:t>通常アカウントの作業対象施設における `asset_master_list` 提供有無判定</w:t>
+              <w:t>通常アカウントの作業対象施設における asset_master_list 提供有無判定</w:t>
             </w:r>
           </w:p>
         </w:tc>
@@ -5211,6 +5248,9 @@
         </w:tc>
       </w:tr>
       <w:tr>
+        <w:trPr>
+          <w:cantSplit/>
+        </w:trPr>
         <w:tc>
           <w:tcPr>
             <w:tcW w:w="1666" w:type="pct"/>
@@ -5230,7 +5270,7 @@
               <w:rPr>
                 <w:rFonts w:hint="eastAsia"/>
               </w:rPr>
-              <w:t>通常アカウントのユーザー×作業対象施設単位の `asset_master_list` 利用可否判定</w:t>
+              <w:t>通常アカウントのユーザー×作業対象施設単位の asset_master_list 利用可否判定</w:t>
             </w:r>
           </w:p>
         </w:tc>
@@ -5246,6 +5286,9 @@
         </w:tc>
       </w:tr>
       <w:tr>
+        <w:trPr>
+          <w:cantSplit/>
+        </w:trPr>
         <w:tc>
           <w:tcPr>
             <w:tcW w:w="1666" w:type="pct"/>
@@ -5281,6 +5324,9 @@
         </w:tc>
       </w:tr>
       <w:tr>
+        <w:trPr>
+          <w:cantSplit/>
+        </w:trPr>
         <w:tc>
           <w:tcPr>
             <w:tcW w:w="1666" w:type="pct"/>
@@ -5316,6 +5362,9 @@
         </w:tc>
       </w:tr>
       <w:tr>
+        <w:trPr>
+          <w:cantSplit/>
+        </w:trPr>
         <w:tc>
           <w:tcPr>
             <w:tcW w:w="1666" w:type="pct"/>
@@ -5351,6 +5400,9 @@
         </w:tc>
       </w:tr>
       <w:tr>
+        <w:trPr>
+          <w:cantSplit/>
+        </w:trPr>
         <w:tc>
           <w:tcPr>
             <w:tcW w:w="1666" w:type="pct"/>
@@ -5386,6 +5438,9 @@
         </w:tc>
       </w:tr>
       <w:tr>
+        <w:trPr>
+          <w:cantSplit/>
+        </w:trPr>
         <w:tc>
           <w:tcPr>
             <w:tcW w:w="1666" w:type="pct"/>
@@ -5421,13 +5476,15 @@
         </w:tc>
       </w:tr>
       <w:tr>
+        <w:trPr>
+          <w:cantSplit/>
+        </w:trPr>
         <w:tc>
           <w:tcPr>
             <w:tcW w:w="1666" w:type="pct"/>
           </w:tcPr>
           <w:p>
             <w:r>
-              <w:lastRenderedPageBreak/>
               <w:t>manufacturers</w:t>
             </w:r>
           </w:p>
@@ -5457,6 +5514,9 @@
         </w:tc>
       </w:tr>
       <w:tr>
+        <w:trPr>
+          <w:cantSplit/>
+        </w:trPr>
         <w:tc>
           <w:tcPr>
             <w:tcW w:w="1666" w:type="pct"/>
@@ -5503,7 +5563,8 @@
         <w:rPr>
           <w:rFonts w:hint="eastAsia"/>
         </w:rPr>
-        <w:t>`ship_asset_master_details`、`jmdn_classifications`、`jmdn_registered_items` は本画面の一覧カラムに含めないため、本APIの参照対象に含めない。薬事・設備情報・資産情報・PMDA提供・登録状況や JMDN 情報は No.14 SHIP資産マスタ API設計書を正本とする。</w:t>
+        <w:lastRenderedPageBreak/>
+        <w:t>ship_asset_master_details、jmdn_classifications、jmdn_registered_items は本画面の一覧カラムに含めないため、本APIの参照対象に含めない。薬事・設備情報・資産情報・PMDA提供・登録状況や JMDN 情報は No.14 SHIP資産マスタ API設計書を正本とする。</w:t>
       </w:r>
     </w:p>
     <w:p>
@@ -5513,7 +5574,7 @@
           <w:rFonts w:hint="eastAsia"/>
         </w:rPr>
       </w:pPr>
-      <w:bookmarkStart w:id="10" w:name="_Toc231532733"/>
+      <w:bookmarkStart w:id="10" w:name="_Toc236708286"/>
       <w:r>
         <w:rPr>
           <w:rFonts w:hint="eastAsia"/>
@@ -5529,7 +5590,7 @@
           <w:rFonts w:hint="eastAsia"/>
         </w:rPr>
       </w:pPr>
-      <w:bookmarkStart w:id="11" w:name="_Toc231532734"/>
+      <w:bookmarkStart w:id="11" w:name="_Toc236708287"/>
       <w:r>
         <w:rPr>
           <w:rFonts w:hint="eastAsia"/>
@@ -5611,7 +5672,7 @@
         <w:rPr>
           <w:rFonts w:hint="eastAsia"/>
         </w:rPr>
-        <w:t>日時形式: ISO 8601（例: `2026-06-05T00:00:00Z`）</w:t>
+        <w:t>日時形式: ISO 8601（例: 2026-06-05T00:00:00Z）</w:t>
       </w:r>
     </w:p>
     <w:p>
@@ -5630,7 +5691,7 @@
         <w:rPr>
           <w:rFonts w:hint="eastAsia"/>
         </w:rPr>
-        <w:t>資産マスタ候補は `ship_asset_masters.is_active=true` の有効データのみ返却する</w:t>
+        <w:t>資産マスタ候補は ship_asset_masters.is_active=true の有効データのみ返却する</w:t>
       </w:r>
     </w:p>
     <w:p>
@@ -5649,7 +5710,7 @@
         <w:rPr>
           <w:rFonts w:hint="eastAsia"/>
         </w:rPr>
-        <w:t>分類階層・メーカー・型式マスタも `is_active=true` の有効データのみ返却する</w:t>
+        <w:t>分類階層・メーカー・型式マスタも is_active=true の有効データのみ返却する</w:t>
       </w:r>
     </w:p>
     <w:p>
@@ -5678,7 +5739,7 @@
           <w:rFonts w:hint="eastAsia"/>
         </w:rPr>
       </w:pPr>
-      <w:bookmarkStart w:id="12" w:name="_Toc231532735"/>
+      <w:bookmarkStart w:id="12" w:name="_Toc236708288"/>
       <w:r>
         <w:rPr>
           <w:rFonts w:hint="eastAsia"/>
@@ -5697,7 +5758,7 @@
         <w:rPr>
           <w:rFonts w:hint="eastAsia"/>
         </w:rPr>
-        <w:t>ログイン認証で取得した Bearer トークンを `Authorization` ヘッダーに付与して呼び出す。未認証時は 401 を返却する。</w:t>
+        <w:t>ログイン認証で取得した Bearer トークンを Authorization ヘッダーに付与して呼び出す。未認証時は 401 を返却する。</w:t>
       </w:r>
     </w:p>
     <w:p>
@@ -5707,7 +5768,7 @@
           <w:rFonts w:hint="eastAsia"/>
         </w:rPr>
       </w:pPr>
-      <w:bookmarkStart w:id="13" w:name="_Toc231532736"/>
+      <w:bookmarkStart w:id="13" w:name="_Toc236708289"/>
       <w:r>
         <w:rPr>
           <w:rFonts w:hint="eastAsia"/>
@@ -5726,14 +5787,7 @@
         <w:rPr>
           <w:rFonts w:hint="eastAsia"/>
         </w:rPr>
-        <w:t>本API群で使用する `feature_code` は `asset_master_list` とする。通常アカウントでは、Bearer トークン上の作業対象施設について `user_facility_assignments` の有効割当があり、`facility_feature_settings` と `user_facility_feature_settings` の両方で `asset_master_list` が `is_enabled=true` の場合に API 実行を許可する。共有システム管理者アカウント（`users.a</w:t>
-      </w:r>
-      <w:r>
-        <w:rPr>
-          <w:rFonts w:hint="eastAsia"/>
-        </w:rPr>
-        <w:lastRenderedPageBreak/>
-        <w:t>ccount_type='SYSTEM_ADMIN'`）では、作業対象施設が未削除であることを確認できれば、担当施設割当、施設提供設定、ユーザー施設別設定による通常判定を行わず、`asset_master_list` を有効として扱う。</w:t>
+        <w:t>本API群で使用する feature_code は asset_master_list とする。通常アカウントでは、Bearer トークン上の作業対象施設について user_facility_assignments の有効割当があり、facility_feature_settings と user_facility_feature_settings の両方で asset_master_list が is_enabled=true の場合に API 実行を許可する。共有システム管理者アカウント（users.account_type='SYSTEM_ADMIN'）では、作業対象施設が未削除であることを確認できれば、担当施設割当、施設提供設定、ユーザー施設別設定による通常判定を行わず、asset_master_list を有効として扱う。</w:t>
       </w:r>
     </w:p>
     <w:tbl>
@@ -5757,6 +5811,7 @@
       </w:tblGrid>
       <w:tr>
         <w:trPr>
+          <w:cantSplit/>
           <w:tblHeader/>
         </w:trPr>
         <w:tc>
@@ -5820,6 +5875,9 @@
         </w:tc>
       </w:tr>
       <w:tr>
+        <w:trPr>
+          <w:cantSplit/>
+        </w:trPr>
         <w:tc>
           <w:tcPr>
             <w:tcW w:w="1666" w:type="pct"/>
@@ -5839,7 +5897,7 @@
           </w:tcPr>
           <w:p>
             <w:r>
-              <w:t>`asset_master_list`</w:t>
+              <w:t>asset_master_list</w:t>
             </w:r>
           </w:p>
         </w:tc>
@@ -5881,6 +5939,7 @@
       </w:tblGrid>
       <w:tr>
         <w:trPr>
+          <w:cantSplit/>
           <w:tblHeader/>
         </w:trPr>
         <w:tc>
@@ -5899,6 +5958,7 @@
                 <w:rFonts w:hint="eastAsia"/>
                 <w:b/>
               </w:rPr>
+              <w:lastRenderedPageBreak/>
               <w:t>処理</w:t>
             </w:r>
           </w:p>
@@ -5965,6 +6025,9 @@
         </w:tc>
       </w:tr>
       <w:tr>
+        <w:trPr>
+          <w:cantSplit/>
+        </w:trPr>
         <w:tc>
           <w:tcPr>
             <w:tcW w:w="1250" w:type="pct"/>
@@ -5984,20 +6047,20 @@
           </w:tcPr>
           <w:p>
             <w:r>
-              <w:t>`asset_master_list`</w:t>
-            </w:r>
-          </w:p>
-        </w:tc>
-        <w:tc>
-          <w:tcPr>
-            <w:tcW w:w="1250" w:type="pct"/>
-          </w:tcPr>
-          <w:p>
-            <w:r>
-              <w:rPr>
-                <w:rFonts w:hint="eastAsia"/>
-              </w:rPr>
-              <w:t>通常アカウント: `user_facility_assignments`, `facility_feature_settings`, `user_facility_feature_settings`。共有システム管理者: `users`, `facilities`</w:t>
+              <w:t>asset_master_list</w:t>
+            </w:r>
+          </w:p>
+        </w:tc>
+        <w:tc>
+          <w:tcPr>
+            <w:tcW w:w="1250" w:type="pct"/>
+          </w:tcPr>
+          <w:p>
+            <w:r>
+              <w:rPr>
+                <w:rFonts w:hint="eastAsia"/>
+              </w:rPr>
+              <w:t>通常アカウント: user_facility_assignments, facility_feature_settings, user_facility_feature_settings。共有システム管理者: users, facilities</w:t>
             </w:r>
           </w:p>
         </w:tc>
@@ -6016,6 +6079,9 @@
         </w:tc>
       </w:tr>
       <w:tr>
+        <w:trPr>
+          <w:cantSplit/>
+        </w:trPr>
         <w:tc>
           <w:tcPr>
             <w:tcW w:w="1250" w:type="pct"/>
@@ -6035,20 +6101,20 @@
           </w:tcPr>
           <w:p>
             <w:r>
-              <w:t>`asset_master_list`</w:t>
-            </w:r>
-          </w:p>
-        </w:tc>
-        <w:tc>
-          <w:tcPr>
-            <w:tcW w:w="1250" w:type="pct"/>
-          </w:tcPr>
-          <w:p>
-            <w:r>
-              <w:rPr>
-                <w:rFonts w:hint="eastAsia"/>
-              </w:rPr>
-              <w:t>通常アカウント: `user_facility_assignments`, `facility_feature_settings`, `user_facility_feature_settings`。共有システム管理者: `users`, `facilities`</w:t>
+              <w:t>asset_master_list</w:t>
+            </w:r>
+          </w:p>
+        </w:tc>
+        <w:tc>
+          <w:tcPr>
+            <w:tcW w:w="1250" w:type="pct"/>
+          </w:tcPr>
+          <w:p>
+            <w:r>
+              <w:rPr>
+                <w:rFonts w:hint="eastAsia"/>
+              </w:rPr>
+              <w:t>通常アカウント: user_facility_assignments, facility_feature_settings, user_facility_feature_settings。共有システム管理者: users, facilities</w:t>
             </w:r>
           </w:p>
         </w:tc>
@@ -6075,7 +6141,7 @@
           <w:rFonts w:hint="eastAsia"/>
         </w:rPr>
       </w:pPr>
-      <w:bookmarkStart w:id="14" w:name="_Toc231532737"/>
+      <w:bookmarkStart w:id="14" w:name="_Toc236708290"/>
       <w:r>
         <w:rPr>
           <w:rFonts w:hint="eastAsia"/>
@@ -6100,7 +6166,7 @@
         <w:rPr>
           <w:rFonts w:hint="eastAsia"/>
         </w:rPr>
-        <w:t>キーワード検索は `ship_asset_master_id`、Category、大分類、中分類、個体管理品目、メーカー、型式の表示名を対象に部分一致で判定する</w:t>
+        <w:t>キーワード検索は ship_asset_master_id、Category、大分類、中分類、個体管理品目、メーカー、型式の表示名を対象に部分一致で判定する</w:t>
       </w:r>
     </w:p>
     <w:p>
@@ -6176,8 +6242,7 @@
         <w:rPr>
           <w:rFonts w:hint="eastAsia"/>
         </w:rPr>
-        <w:lastRenderedPageBreak/>
-        <w:t>No.列はレスポンスの `displayNo` を用いる。絞り込み後一覧内の1始まり連番とする</w:t>
+        <w:t>No.列はレスポンスの displayNo を用いる。絞り込み後一覧内の1始まり連番とする</w:t>
       </w:r>
     </w:p>
     <w:p>
@@ -6187,7 +6252,7 @@
           <w:rFonts w:hint="eastAsia"/>
         </w:rPr>
       </w:pPr>
-      <w:bookmarkStart w:id="15" w:name="_Toc231532738"/>
+      <w:bookmarkStart w:id="15" w:name="_Toc236708291"/>
       <w:r>
         <w:rPr>
           <w:rFonts w:hint="eastAsia"/>
@@ -6231,7 +6296,7 @@
         <w:rPr>
           <w:rFonts w:hint="eastAsia"/>
         </w:rPr>
-        <w:t>レスポンスには `totalCount` と `items` を含め、検索条件に一致する有効な資産マスタ候補を返却する</w:t>
+        <w:t>レスポンスには totalCount と items を含め、検索条件に一致する有効な資産マスタ候補を返却する</w:t>
       </w:r>
     </w:p>
     <w:p>
@@ -6250,7 +6315,8 @@
         <w:rPr>
           <w:rFonts w:hint="eastAsia"/>
         </w:rPr>
-        <w:t>`displayNo` は返却配列内の表示順として算出する</w:t>
+        <w:lastRenderedPageBreak/>
+        <w:t>displayNo は返却配列内の表示順として算出する</w:t>
       </w:r>
     </w:p>
     <w:p>
@@ -6260,7 +6326,7 @@
           <w:rFonts w:hint="eastAsia"/>
         </w:rPr>
       </w:pPr>
-      <w:bookmarkStart w:id="16" w:name="_Toc231532739"/>
+      <w:bookmarkStart w:id="16" w:name="_Toc236708292"/>
       <w:r>
         <w:rPr>
           <w:rFonts w:hint="eastAsia"/>
@@ -6276,7 +6342,7 @@
           <w:rFonts w:hint="eastAsia"/>
         </w:rPr>
       </w:pPr>
-      <w:bookmarkStart w:id="17" w:name="_Toc231532740"/>
+      <w:bookmarkStart w:id="17" w:name="_Toc236708293"/>
       <w:r>
         <w:rPr>
           <w:rFonts w:hint="eastAsia"/>
@@ -6307,6 +6373,7 @@
       </w:tblGrid>
       <w:tr>
         <w:trPr>
+          <w:cantSplit/>
           <w:tblHeader/>
         </w:trPr>
         <w:tc>
@@ -6391,6 +6458,9 @@
         </w:tc>
       </w:tr>
       <w:tr>
+        <w:trPr>
+          <w:cantSplit/>
+        </w:trPr>
         <w:tc>
           <w:tcPr>
             <w:tcW w:w="1250" w:type="pct"/>
@@ -6436,6 +6506,9 @@
         </w:tc>
       </w:tr>
       <w:tr>
+        <w:trPr>
+          <w:cantSplit/>
+        </w:trPr>
         <w:tc>
           <w:tcPr>
             <w:tcW w:w="1250" w:type="pct"/>
@@ -6481,6 +6554,9 @@
         </w:tc>
       </w:tr>
       <w:tr>
+        <w:trPr>
+          <w:cantSplit/>
+        </w:trPr>
         <w:tc>
           <w:tcPr>
             <w:tcW w:w="1250" w:type="pct"/>
@@ -6534,7 +6610,7 @@
           <w:rFonts w:hint="eastAsia"/>
         </w:rPr>
       </w:pPr>
-      <w:bookmarkStart w:id="18" w:name="_Toc231532741"/>
+      <w:bookmarkStart w:id="18" w:name="_Toc236708294"/>
       <w:r>
         <w:rPr>
           <w:rFonts w:hint="eastAsia"/>
@@ -6550,7 +6626,7 @@
           <w:rFonts w:hint="eastAsia"/>
         </w:rPr>
       </w:pPr>
-      <w:bookmarkStart w:id="19" w:name="_Toc231532742"/>
+      <w:bookmarkStart w:id="19" w:name="_Toc236708295"/>
       <w:r>
         <w:rPr>
           <w:rFonts w:hint="eastAsia"/>
@@ -6582,6 +6658,7 @@
       </w:tblGrid>
       <w:tr>
         <w:trPr>
+          <w:cantSplit/>
           <w:tblHeader/>
         </w:trPr>
         <w:tc>
@@ -6684,6 +6761,9 @@
         </w:tc>
       </w:tr>
       <w:tr>
+        <w:trPr>
+          <w:cantSplit/>
+        </w:trPr>
         <w:tc>
           <w:tcPr>
             <w:tcW w:w="1000" w:type="pct"/>
@@ -6745,6 +6825,9 @@
         </w:tc>
       </w:tr>
       <w:tr>
+        <w:trPr>
+          <w:cantSplit/>
+        </w:trPr>
         <w:tc>
           <w:tcPr>
             <w:tcW w:w="1000" w:type="pct"/>
@@ -6814,12 +6897,11 @@
           <w:rFonts w:hint="eastAsia"/>
         </w:rPr>
       </w:pPr>
-      <w:bookmarkStart w:id="20" w:name="_Toc231532743"/>
+      <w:bookmarkStart w:id="20" w:name="_Toc236708296"/>
       <w:r>
         <w:rPr>
           <w:rFonts w:hint="eastAsia"/>
         </w:rPr>
-        <w:lastRenderedPageBreak/>
         <w:t>第5章 資産マスタ選択機能設計</w:t>
       </w:r>
       <w:bookmarkEnd w:id="20"/>
@@ -6831,7 +6913,7 @@
           <w:rFonts w:hint="eastAsia"/>
         </w:rPr>
       </w:pPr>
-      <w:bookmarkStart w:id="21" w:name="_Toc231532744"/>
+      <w:bookmarkStart w:id="21" w:name="_Toc236708297"/>
       <w:r>
         <w:rPr>
           <w:rFonts w:hint="eastAsia"/>
@@ -6850,7 +6932,7 @@
         <w:rPr>
           <w:rFonts w:hint="eastAsia"/>
         </w:rPr>
-        <w:t>資産マスタ選択画面の一覧候補を検索取得する。画面一覧に表示する `選択 / No. / Category / 大分類 / 中分類 / 個体管理品目 / メーカー / 型式` のうち、選択制御を除く表示項目と、親画面へ返却する `shipAssetMasterId` を返す。</w:t>
+        <w:t>資産マスタ選択画面の一覧候補を検索取得する。画面一覧に表示する 選択 / No. / Category / 大分類 / 中分類 / 個体管理品目 / メーカー / 型式 のうち、選択制御を除く表示項目と、親画面へ返却する shipAssetMasterId を返す。</w:t>
       </w:r>
     </w:p>
     <w:p>
@@ -6864,6 +6946,7 @@
         <w:rPr>
           <w:rFonts w:hint="eastAsia"/>
         </w:rPr>
+        <w:lastRenderedPageBreak/>
         <w:t>エンドポイント</w:t>
       </w:r>
     </w:p>
@@ -6897,7 +6980,7 @@
           <w:rFonts w:hint="eastAsia"/>
         </w:rPr>
       </w:pPr>
-      <w:bookmarkStart w:id="22" w:name="_Toc231532745"/>
+      <w:bookmarkStart w:id="22" w:name="_Toc236708298"/>
       <w:r>
         <w:rPr>
           <w:rFonts w:hint="eastAsia"/>
@@ -6929,6 +7012,7 @@
       </w:tblGrid>
       <w:tr>
         <w:trPr>
+          <w:cantSplit/>
           <w:tblHeader/>
         </w:trPr>
         <w:tc>
@@ -7032,6 +7116,9 @@
         </w:tc>
       </w:tr>
       <w:tr>
+        <w:trPr>
+          <w:cantSplit/>
+        </w:trPr>
         <w:tc>
           <w:tcPr>
             <w:tcW w:w="1000" w:type="pct"/>
@@ -7087,6 +7174,9 @@
         </w:tc>
       </w:tr>
       <w:tr>
+        <w:trPr>
+          <w:cantSplit/>
+        </w:trPr>
         <w:tc>
           <w:tcPr>
             <w:tcW w:w="1000" w:type="pct"/>
@@ -7139,6 +7229,9 @@
         </w:tc>
       </w:tr>
       <w:tr>
+        <w:trPr>
+          <w:cantSplit/>
+        </w:trPr>
         <w:tc>
           <w:tcPr>
             <w:tcW w:w="1000" w:type="pct"/>
@@ -7194,6 +7287,9 @@
         </w:tc>
       </w:tr>
       <w:tr>
+        <w:trPr>
+          <w:cantSplit/>
+        </w:trPr>
         <w:tc>
           <w:tcPr>
             <w:tcW w:w="1000" w:type="pct"/>
@@ -7249,6 +7345,9 @@
         </w:tc>
       </w:tr>
       <w:tr>
+        <w:trPr>
+          <w:cantSplit/>
+        </w:trPr>
         <w:tc>
           <w:tcPr>
             <w:tcW w:w="1000" w:type="pct"/>
@@ -7304,6 +7403,9 @@
         </w:tc>
       </w:tr>
       <w:tr>
+        <w:trPr>
+          <w:cantSplit/>
+        </w:trPr>
         <w:tc>
           <w:tcPr>
             <w:tcW w:w="1000" w:type="pct"/>
@@ -7359,6 +7461,9 @@
         </w:tc>
       </w:tr>
       <w:tr>
+        <w:trPr>
+          <w:cantSplit/>
+        </w:trPr>
         <w:tc>
           <w:tcPr>
             <w:tcW w:w="1000" w:type="pct"/>
@@ -7426,7 +7531,6 @@
         <w:rPr>
           <w:rFonts w:hint="eastAsia"/>
         </w:rPr>
-        <w:lastRenderedPageBreak/>
         <w:t>権限チェック</w:t>
       </w:r>
     </w:p>
@@ -7440,7 +7544,7 @@
         <w:rPr>
           <w:rFonts w:hint="eastAsia"/>
         </w:rPr>
-        <w:t>認可条件: 共有システム管理者アカウント（`users.account_type='SYSTEM_ADMIN'`）の場合は、Bearer トークン上の作業対象施設が未削除であることを確認し、通常アカウント向けの担当施設割当・施設提供設定・ユーザー施設別設定による `asset_master_list` 判定をバイパスする</w:t>
+        <w:t>認可条件: 共有システム管理者アカウント（users.account_type='SYSTEM_ADMIN'）の場合は、Bearer トークン上の作業対象施設が未削除であることを確認し、通常アカウント向けの担当施設割当・施設提供設定・ユーザー施設別設定による asset_master_list 判定をバイパスする</w:t>
       </w:r>
     </w:p>
     <w:p>
@@ -7453,7 +7557,7 @@
         <w:rPr>
           <w:rFonts w:hint="eastAsia"/>
         </w:rPr>
-        <w:t>認可条件: 通常アカウントの場合、Bearer トークン上の作業対象施設について `user_facility_assignments` に有効割当があること</w:t>
+        <w:t>認可条件: 通常アカウントの場合、Bearer トークン上の作業対象施設について user_facility_assignments に有効割当があること</w:t>
       </w:r>
     </w:p>
     <w:p>
@@ -7466,7 +7570,7 @@
         <w:rPr>
           <w:rFonts w:hint="eastAsia"/>
         </w:rPr>
-        <w:t>認可条件: 通常アカウントの場合、Bearer トークン上の作業対象施設について `facility_feature_settings` と `user_facility_feature_settings` の両方で `asset_master_list` が有効であること</w:t>
+        <w:t>認可条件: 通常アカウントの場合、Bearer トークン上の作業対象施設について facility_feature_settings と user_facility_feature_settings の両方で asset_master_list が有効であること</w:t>
       </w:r>
     </w:p>
     <w:p>
@@ -7480,6 +7584,7 @@
         <w:rPr>
           <w:rFonts w:hint="eastAsia"/>
         </w:rPr>
+        <w:lastRenderedPageBreak/>
         <w:t>処理仕様</w:t>
       </w:r>
     </w:p>
@@ -7506,7 +7611,7 @@
         <w:rPr>
           <w:rFonts w:hint="eastAsia"/>
         </w:rPr>
-        <w:t>`ship_asset_masters.is_active=true` の有効資産マスタを対象とする</w:t>
+        <w:t>ship_asset_masters.is_active=true の有効資産マスタを対象とする</w:t>
       </w:r>
     </w:p>
     <w:p>
@@ -7519,7 +7624,7 @@
         <w:rPr>
           <w:rFonts w:hint="eastAsia"/>
         </w:rPr>
-        <w:t>`asset_categories`、`asset_large_classes`、`asset_medium_classes`、`asset_items`、`manufacturers`、`models` を JOIN し、各表示名とIDを解決する</w:t>
+        <w:t>asset_categories、asset_large_classes、asset_medium_classes、asset_items、manufacturers、models を JOIN し、各表示名とIDを解決する</w:t>
       </w:r>
     </w:p>
     <w:p>
@@ -7532,7 +7637,7 @@
         <w:rPr>
           <w:rFonts w:hint="eastAsia"/>
         </w:rPr>
-        <w:t>JOIN先マスタはいずれも `is_active=true` の有効データのみ対象とする</w:t>
+        <w:t>JOIN先マスタはいずれも is_active=true の有効データのみ対象とする</w:t>
       </w:r>
     </w:p>
     <w:p>
@@ -7571,7 +7676,7 @@
         <w:rPr>
           <w:rFonts w:hint="eastAsia"/>
         </w:rPr>
-        <w:t>キーワードは `ship_asset_master_id` の文字列表現と、Category / 大分類 / 中分類 / 個体管理品目 / メーカー / 型式の表示名に部分一致で適用する</w:t>
+        <w:t>キーワードは ship_asset_master_id の文字列表現と、Category / 大分類 / 中分類 / 個体管理品目 / メーカー / 型式の表示名に部分一致で適用する</w:t>
       </w:r>
     </w:p>
     <w:p>
@@ -7610,7 +7715,7 @@
         <w:rPr>
           <w:rFonts w:hint="eastAsia"/>
         </w:rPr>
-        <w:t>`displayNo` は絞り込み後全体結果に対する1始まりの連番として算出する</w:t>
+        <w:t>displayNo は絞り込み後全体結果に対する1始まりの連番として算出する</w:t>
       </w:r>
     </w:p>
     <w:p>
@@ -7648,6 +7753,7 @@
       </w:tblGrid>
       <w:tr>
         <w:trPr>
+          <w:cantSplit/>
           <w:tblHeader/>
         </w:trPr>
         <w:tc>
@@ -7712,6 +7818,9 @@
         </w:tc>
       </w:tr>
       <w:tr>
+        <w:trPr>
+          <w:cantSplit/>
+        </w:trPr>
         <w:tc>
           <w:tcPr>
             <w:tcW w:w="1666" w:type="pct"/>
@@ -7753,6 +7862,9 @@
         </w:tc>
       </w:tr>
       <w:tr>
+        <w:trPr>
+          <w:cantSplit/>
+        </w:trPr>
         <w:tc>
           <w:tcPr>
             <w:tcW w:w="1666" w:type="pct"/>
@@ -7788,6 +7900,9 @@
         </w:tc>
       </w:tr>
       <w:tr>
+        <w:trPr>
+          <w:cantSplit/>
+        </w:trPr>
         <w:tc>
           <w:tcPr>
             <w:tcW w:w="1666" w:type="pct"/>
@@ -7823,6 +7938,9 @@
         </w:tc>
       </w:tr>
       <w:tr>
+        <w:trPr>
+          <w:cantSplit/>
+        </w:trPr>
         <w:tc>
           <w:tcPr>
             <w:tcW w:w="1666" w:type="pct"/>
@@ -7832,7 +7950,6 @@
               <w:rPr>
                 <w:rFonts w:hint="eastAsia"/>
               </w:rPr>
-              <w:lastRenderedPageBreak/>
               <w:t>大分類</w:t>
             </w:r>
           </w:p>
@@ -7862,6 +7979,9 @@
         </w:tc>
       </w:tr>
       <w:tr>
+        <w:trPr>
+          <w:cantSplit/>
+        </w:trPr>
         <w:tc>
           <w:tcPr>
             <w:tcW w:w="1666" w:type="pct"/>
@@ -7900,6 +8020,9 @@
         </w:tc>
       </w:tr>
       <w:tr>
+        <w:trPr>
+          <w:cantSplit/>
+        </w:trPr>
         <w:tc>
           <w:tcPr>
             <w:tcW w:w="1666" w:type="pct"/>
@@ -7938,6 +8061,9 @@
         </w:tc>
       </w:tr>
       <w:tr>
+        <w:trPr>
+          <w:cantSplit/>
+        </w:trPr>
         <w:tc>
           <w:tcPr>
             <w:tcW w:w="1666" w:type="pct"/>
@@ -7976,6 +8102,9 @@
         </w:tc>
       </w:tr>
       <w:tr>
+        <w:trPr>
+          <w:cantSplit/>
+        </w:trPr>
         <w:tc>
           <w:tcPr>
             <w:tcW w:w="1666" w:type="pct"/>
@@ -8022,7 +8151,7 @@
           <w:rFonts w:hint="eastAsia"/>
         </w:rPr>
       </w:pPr>
-      <w:bookmarkStart w:id="23" w:name="_Toc231532746"/>
+      <w:bookmarkStart w:id="23" w:name="_Toc236708299"/>
       <w:r>
         <w:rPr>
           <w:rFonts w:hint="eastAsia"/>
@@ -8053,6 +8182,7 @@
       </w:tblGrid>
       <w:tr>
         <w:trPr>
+          <w:cantSplit/>
           <w:tblHeader/>
         </w:trPr>
         <w:tc>
@@ -8137,6 +8267,9 @@
         </w:tc>
       </w:tr>
       <w:tr>
+        <w:trPr>
+          <w:cantSplit/>
+        </w:trPr>
         <w:tc>
           <w:tcPr>
             <w:tcW w:w="1250" w:type="pct"/>
@@ -8182,12 +8315,16 @@
         </w:tc>
       </w:tr>
       <w:tr>
-        <w:tc>
-          <w:tcPr>
-            <w:tcW w:w="1250" w:type="pct"/>
-          </w:tcPr>
-          <w:p>
-            <w:r>
+        <w:trPr>
+          <w:cantSplit/>
+        </w:trPr>
+        <w:tc>
+          <w:tcPr>
+            <w:tcW w:w="1250" w:type="pct"/>
+          </w:tcPr>
+          <w:p>
+            <w:r>
+              <w:lastRenderedPageBreak/>
               <w:t>items</w:t>
             </w:r>
           </w:p>
@@ -8264,6 +8401,7 @@
       </w:tblGrid>
       <w:tr>
         <w:trPr>
+          <w:cantSplit/>
           <w:tblHeader/>
         </w:trPr>
         <w:tc>
@@ -8348,6 +8486,9 @@
         </w:tc>
       </w:tr>
       <w:tr>
+        <w:trPr>
+          <w:cantSplit/>
+        </w:trPr>
         <w:tc>
           <w:tcPr>
             <w:tcW w:w="1250" w:type="pct"/>
@@ -8393,6 +8534,9 @@
         </w:tc>
       </w:tr>
       <w:tr>
+        <w:trPr>
+          <w:cantSplit/>
+        </w:trPr>
         <w:tc>
           <w:tcPr>
             <w:tcW w:w="1250" w:type="pct"/>
@@ -8438,6 +8582,9 @@
         </w:tc>
       </w:tr>
       <w:tr>
+        <w:trPr>
+          <w:cantSplit/>
+        </w:trPr>
         <w:tc>
           <w:tcPr>
             <w:tcW w:w="1250" w:type="pct"/>
@@ -8480,6 +8627,9 @@
         </w:tc>
       </w:tr>
       <w:tr>
+        <w:trPr>
+          <w:cantSplit/>
+        </w:trPr>
         <w:tc>
           <w:tcPr>
             <w:tcW w:w="1250" w:type="pct"/>
@@ -8525,6 +8675,9 @@
         </w:tc>
       </w:tr>
       <w:tr>
+        <w:trPr>
+          <w:cantSplit/>
+        </w:trPr>
         <w:tc>
           <w:tcPr>
             <w:tcW w:w="1250" w:type="pct"/>
@@ -8570,6 +8723,9 @@
         </w:tc>
       </w:tr>
       <w:tr>
+        <w:trPr>
+          <w:cantSplit/>
+        </w:trPr>
         <w:tc>
           <w:tcPr>
             <w:tcW w:w="1250" w:type="pct"/>
@@ -8615,6 +8771,9 @@
         </w:tc>
       </w:tr>
       <w:tr>
+        <w:trPr>
+          <w:cantSplit/>
+        </w:trPr>
         <w:tc>
           <w:tcPr>
             <w:tcW w:w="1250" w:type="pct"/>
@@ -8660,6 +8819,9 @@
         </w:tc>
       </w:tr>
       <w:tr>
+        <w:trPr>
+          <w:cantSplit/>
+        </w:trPr>
         <w:tc>
           <w:tcPr>
             <w:tcW w:w="1250" w:type="pct"/>
@@ -8705,6 +8867,9 @@
         </w:tc>
       </w:tr>
       <w:tr>
+        <w:trPr>
+          <w:cantSplit/>
+        </w:trPr>
         <w:tc>
           <w:tcPr>
             <w:tcW w:w="1250" w:type="pct"/>
@@ -8750,6 +8915,9 @@
         </w:tc>
       </w:tr>
       <w:tr>
+        <w:trPr>
+          <w:cantSplit/>
+        </w:trPr>
         <w:tc>
           <w:tcPr>
             <w:tcW w:w="1250" w:type="pct"/>
@@ -8795,6 +8963,9 @@
         </w:tc>
       </w:tr>
       <w:tr>
+        <w:trPr>
+          <w:cantSplit/>
+        </w:trPr>
         <w:tc>
           <w:tcPr>
             <w:tcW w:w="1250" w:type="pct"/>
@@ -8840,6 +9011,9 @@
         </w:tc>
       </w:tr>
       <w:tr>
+        <w:trPr>
+          <w:cantSplit/>
+        </w:trPr>
         <w:tc>
           <w:tcPr>
             <w:tcW w:w="1250" w:type="pct"/>
@@ -8885,6 +9059,9 @@
         </w:tc>
       </w:tr>
       <w:tr>
+        <w:trPr>
+          <w:cantSplit/>
+        </w:trPr>
         <w:tc>
           <w:tcPr>
             <w:tcW w:w="1250" w:type="pct"/>
@@ -8930,6 +9107,9 @@
         </w:tc>
       </w:tr>
       <w:tr>
+        <w:trPr>
+          <w:cantSplit/>
+        </w:trPr>
         <w:tc>
           <w:tcPr>
             <w:tcW w:w="1250" w:type="pct"/>
@@ -8983,7 +9163,7 @@
           <w:rFonts w:hint="eastAsia"/>
         </w:rPr>
       </w:pPr>
-      <w:bookmarkStart w:id="24" w:name="_Toc231532747"/>
+      <w:bookmarkStart w:id="24" w:name="_Toc236708300"/>
       <w:r>
         <w:rPr>
           <w:rFonts w:hint="eastAsia"/>
@@ -9013,6 +9193,7 @@
       </w:tblGrid>
       <w:tr>
         <w:trPr>
+          <w:cantSplit/>
           <w:tblHeader/>
         </w:trPr>
         <w:tc>
@@ -9076,6 +9257,9 @@
         </w:tc>
       </w:tr>
       <w:tr>
+        <w:trPr>
+          <w:cantSplit/>
+        </w:trPr>
         <w:tc>
           <w:tcPr>
             <w:tcW w:w="1666" w:type="pct"/>
@@ -9111,6 +9295,9 @@
         </w:tc>
       </w:tr>
       <w:tr>
+        <w:trPr>
+          <w:cantSplit/>
+        </w:trPr>
         <w:tc>
           <w:tcPr>
             <w:tcW w:w="1666" w:type="pct"/>
@@ -9146,6 +9333,9 @@
         </w:tc>
       </w:tr>
       <w:tr>
+        <w:trPr>
+          <w:cantSplit/>
+        </w:trPr>
         <w:tc>
           <w:tcPr>
             <w:tcW w:w="1666" w:type="pct"/>
@@ -9181,12 +9371,16 @@
         </w:tc>
       </w:tr>
       <w:tr>
+        <w:trPr>
+          <w:cantSplit/>
+        </w:trPr>
         <w:tc>
           <w:tcPr>
             <w:tcW w:w="1666" w:type="pct"/>
           </w:tcPr>
           <w:p>
             <w:r>
+              <w:lastRenderedPageBreak/>
               <w:t>403</w:t>
             </w:r>
           </w:p>
@@ -9200,7 +9394,7 @@
               <w:rPr>
                 <w:rFonts w:hint="eastAsia"/>
               </w:rPr>
-              <w:t>通常アカウントで作業対象施設に対する実効 `asset_master_list` なし</w:t>
+              <w:t>通常アカウントで作業対象施設に対する実効 asset_master_list なし</w:t>
             </w:r>
           </w:p>
         </w:tc>
@@ -9216,6 +9410,9 @@
         </w:tc>
       </w:tr>
       <w:tr>
+        <w:trPr>
+          <w:cantSplit/>
+        </w:trPr>
         <w:tc>
           <w:tcPr>
             <w:tcW w:w="1666" w:type="pct"/>
@@ -9251,6 +9448,9 @@
         </w:tc>
       </w:tr>
       <w:tr>
+        <w:trPr>
+          <w:cantSplit/>
+        </w:trPr>
         <w:tc>
           <w:tcPr>
             <w:tcW w:w="1666" w:type="pct"/>
@@ -9294,7 +9494,7 @@
           <w:rFonts w:hint="eastAsia"/>
         </w:rPr>
       </w:pPr>
-      <w:bookmarkStart w:id="25" w:name="_Toc231532748"/>
+      <w:bookmarkStart w:id="25" w:name="_Toc236708301"/>
       <w:r>
         <w:rPr>
           <w:rFonts w:hint="eastAsia"/>
@@ -9360,7 +9560,7 @@
           <w:rFonts w:hint="eastAsia"/>
         </w:rPr>
       </w:pPr>
-      <w:bookmarkStart w:id="26" w:name="_Toc231532749"/>
+      <w:bookmarkStart w:id="26" w:name="_Toc236708302"/>
       <w:r>
         <w:rPr>
           <w:rFonts w:hint="eastAsia"/>
@@ -9392,6 +9592,7 @@
       </w:tblGrid>
       <w:tr>
         <w:trPr>
+          <w:cantSplit/>
           <w:tblHeader/>
         </w:trPr>
         <w:tc>
@@ -9495,6 +9696,9 @@
         </w:tc>
       </w:tr>
       <w:tr>
+        <w:trPr>
+          <w:cantSplit/>
+        </w:trPr>
         <w:tc>
           <w:tcPr>
             <w:tcW w:w="1000" w:type="pct"/>
@@ -9550,6 +9754,9 @@
         </w:tc>
       </w:tr>
       <w:tr>
+        <w:trPr>
+          <w:cantSplit/>
+        </w:trPr>
         <w:tc>
           <w:tcPr>
             <w:tcW w:w="1000" w:type="pct"/>
@@ -9605,13 +9812,15 @@
         </w:tc>
       </w:tr>
       <w:tr>
+        <w:trPr>
+          <w:cantSplit/>
+        </w:trPr>
         <w:tc>
           <w:tcPr>
             <w:tcW w:w="1000" w:type="pct"/>
           </w:tcPr>
           <w:p>
             <w:r>
-              <w:lastRenderedPageBreak/>
               <w:t>mediumClassId</w:t>
             </w:r>
           </w:p>
@@ -9661,6 +9870,9 @@
         </w:tc>
       </w:tr>
       <w:tr>
+        <w:trPr>
+          <w:cantSplit/>
+        </w:trPr>
         <w:tc>
           <w:tcPr>
             <w:tcW w:w="1000" w:type="pct"/>
@@ -9716,6 +9928,9 @@
         </w:tc>
       </w:tr>
       <w:tr>
+        <w:trPr>
+          <w:cantSplit/>
+        </w:trPr>
         <w:tc>
           <w:tcPr>
             <w:tcW w:w="1000" w:type="pct"/>
@@ -9771,6 +9986,9 @@
         </w:tc>
       </w:tr>
       <w:tr>
+        <w:trPr>
+          <w:cantSplit/>
+        </w:trPr>
         <w:tc>
           <w:tcPr>
             <w:tcW w:w="1000" w:type="pct"/>
@@ -9838,6 +10056,7 @@
         <w:rPr>
           <w:rFonts w:hint="eastAsia"/>
         </w:rPr>
+        <w:lastRenderedPageBreak/>
         <w:t>権限チェック</w:t>
       </w:r>
     </w:p>
@@ -9851,7 +10070,7 @@
         <w:rPr>
           <w:rFonts w:hint="eastAsia"/>
         </w:rPr>
-        <w:t>認可条件: 共有システム管理者アカウント（`users.account_type='SYSTEM_ADMIN'`）の場合は、Bearer トークン上の作業対象施設が未削除であることを確認し、通常アカウント向けの担当施設割当・施設提供設定・ユーザー施設別設定による `asset_master_list` 判定をバイパスする</w:t>
+        <w:t>認可条件: 共有システム管理者アカウント（users.account_type='SYSTEM_ADMIN'）の場合は、Bearer トークン上の作業対象施設が未削除であることを確認し、通常アカウント向けの担当施設割当・施設提供設定・ユーザー施設別設定による asset_master_list 判定をバイパスする</w:t>
       </w:r>
     </w:p>
     <w:p>
@@ -9864,7 +10083,7 @@
         <w:rPr>
           <w:rFonts w:hint="eastAsia"/>
         </w:rPr>
-        <w:t>認可条件: 通常アカウントの場合、Bearer トークン上の作業対象施設について `user_facility_assignments` に有効割当があること</w:t>
+        <w:t>認可条件: 通常アカウントの場合、Bearer トークン上の作業対象施設について user_facility_assignments に有効割当があること</w:t>
       </w:r>
     </w:p>
     <w:p>
@@ -9877,7 +10096,7 @@
         <w:rPr>
           <w:rFonts w:hint="eastAsia"/>
         </w:rPr>
-        <w:t>認可条件: 通常アカウントの場合、Bearer トークン上の作業対象施設について `facility_feature_settings` と `user_facility_feature_settings` の両方で `asset_master_list` が有効であること</w:t>
+        <w:t>認可条件: 通常アカウントの場合、Bearer トークン上の作業対象施設について facility_feature_settings と user_facility_feature_settings の両方で asset_master_list が有効であること</w:t>
       </w:r>
     </w:p>
     <w:p>
@@ -9917,7 +10136,7 @@
         <w:rPr>
           <w:rFonts w:hint="eastAsia"/>
         </w:rPr>
-        <w:t>`ship_asset_masters.is_active=true` の有効資産マスタを母集団とする</w:t>
+        <w:t>ship_asset_masters.is_active=true の有効資産マスタを母集団とする</w:t>
       </w:r>
     </w:p>
     <w:p>
@@ -9930,7 +10149,7 @@
         <w:rPr>
           <w:rFonts w:hint="eastAsia"/>
         </w:rPr>
-        <w:t>JOIN先の Category / 大分類 / 中分類 / 個体管理品目 / メーカー / 型式マスタはいずれも `is_active=true` の有効データのみ対象とする</w:t>
+        <w:t>JOIN先の Category / 大分類 / 中分類 / 個体管理品目 / メーカー / 型式マスタはいずれも is_active=true の有効データのみ対象とする</w:t>
       </w:r>
     </w:p>
     <w:p>
@@ -9969,7 +10188,7 @@
         <w:rPr>
           <w:rFonts w:hint="eastAsia"/>
         </w:rPr>
-        <w:t>候補の並び順は各マスタの `sort_order` がある場合はそれを優先し、ない場合は表示名、ID の昇順とする</w:t>
+        <w:t>候補の並び順は各マスタの sort_order がある場合はそれを優先し、ない場合は表示名、ID の昇順とする</w:t>
       </w:r>
     </w:p>
     <w:p>
@@ -9996,7 +10215,6 @@
         <w:rPr>
           <w:rFonts w:hint="eastAsia"/>
         </w:rPr>
-        <w:lastRenderedPageBreak/>
         <w:t>候補配列と参照元</w:t>
       </w:r>
     </w:p>
@@ -10021,6 +10239,7 @@
       </w:tblGrid>
       <w:tr>
         <w:trPr>
+          <w:cantSplit/>
           <w:tblHeader/>
         </w:trPr>
         <w:tc>
@@ -10085,6 +10304,9 @@
         </w:tc>
       </w:tr>
       <w:tr>
+        <w:trPr>
+          <w:cantSplit/>
+        </w:trPr>
         <w:tc>
           <w:tcPr>
             <w:tcW w:w="1666" w:type="pct"/>
@@ -10101,7 +10323,7 @@
           </w:tcPr>
           <w:p>
             <w:r>
-              <w:t>`asset_categories`</w:t>
+              <w:t>asset_categories</w:t>
             </w:r>
           </w:p>
         </w:tc>
@@ -10120,6 +10342,9 @@
         </w:tc>
       </w:tr>
       <w:tr>
+        <w:trPr>
+          <w:cantSplit/>
+        </w:trPr>
         <w:tc>
           <w:tcPr>
             <w:tcW w:w="1666" w:type="pct"/>
@@ -10136,7 +10361,7 @@
           </w:tcPr>
           <w:p>
             <w:r>
-              <w:t>`asset_large_classes`</w:t>
+              <w:t>asset_large_classes</w:t>
             </w:r>
           </w:p>
         </w:tc>
@@ -10152,6 +10377,9 @@
         </w:tc>
       </w:tr>
       <w:tr>
+        <w:trPr>
+          <w:cantSplit/>
+        </w:trPr>
         <w:tc>
           <w:tcPr>
             <w:tcW w:w="1666" w:type="pct"/>
@@ -10168,7 +10396,7 @@
           </w:tcPr>
           <w:p>
             <w:r>
-              <w:t>`asset_medium_classes`</w:t>
+              <w:t>asset_medium_classes</w:t>
             </w:r>
           </w:p>
         </w:tc>
@@ -10184,6 +10412,9 @@
         </w:tc>
       </w:tr>
       <w:tr>
+        <w:trPr>
+          <w:cantSplit/>
+        </w:trPr>
         <w:tc>
           <w:tcPr>
             <w:tcW w:w="1666" w:type="pct"/>
@@ -10200,7 +10431,7 @@
           </w:tcPr>
           <w:p>
             <w:r>
-              <w:t>`asset_items`</w:t>
+              <w:t>asset_items</w:t>
             </w:r>
           </w:p>
         </w:tc>
@@ -10216,6 +10447,9 @@
         </w:tc>
       </w:tr>
       <w:tr>
+        <w:trPr>
+          <w:cantSplit/>
+        </w:trPr>
         <w:tc>
           <w:tcPr>
             <w:tcW w:w="1666" w:type="pct"/>
@@ -10232,7 +10466,7 @@
           </w:tcPr>
           <w:p>
             <w:r>
-              <w:t>`manufacturers`</w:t>
+              <w:t>manufacturers</w:t>
             </w:r>
           </w:p>
         </w:tc>
@@ -10248,6 +10482,9 @@
         </w:tc>
       </w:tr>
       <w:tr>
+        <w:trPr>
+          <w:cantSplit/>
+        </w:trPr>
         <w:tc>
           <w:tcPr>
             <w:tcW w:w="1666" w:type="pct"/>
@@ -10264,7 +10501,7 @@
           </w:tcPr>
           <w:p>
             <w:r>
-              <w:t>`models`</w:t>
+              <w:t>models</w:t>
             </w:r>
           </w:p>
         </w:tc>
@@ -10288,11 +10525,12 @@
           <w:rFonts w:hint="eastAsia"/>
         </w:rPr>
       </w:pPr>
-      <w:bookmarkStart w:id="27" w:name="_Toc231532750"/>
+      <w:bookmarkStart w:id="27" w:name="_Toc236708303"/>
       <w:r>
         <w:rPr>
           <w:rFonts w:hint="eastAsia"/>
         </w:rPr>
+        <w:lastRenderedPageBreak/>
         <w:t>レスポンス（200：AssetMasterSelectionFilterOptionsResponse）</w:t>
       </w:r>
       <w:bookmarkEnd w:id="27"/>
@@ -10319,6 +10557,7 @@
       </w:tblGrid>
       <w:tr>
         <w:trPr>
+          <w:cantSplit/>
           <w:tblHeader/>
         </w:trPr>
         <w:tc>
@@ -10403,6 +10642,9 @@
         </w:tc>
       </w:tr>
       <w:tr>
+        <w:trPr>
+          <w:cantSplit/>
+        </w:trPr>
         <w:tc>
           <w:tcPr>
             <w:tcW w:w="1250" w:type="pct"/>
@@ -10448,6 +10690,9 @@
         </w:tc>
       </w:tr>
       <w:tr>
+        <w:trPr>
+          <w:cantSplit/>
+        </w:trPr>
         <w:tc>
           <w:tcPr>
             <w:tcW w:w="1250" w:type="pct"/>
@@ -10493,6 +10738,9 @@
         </w:tc>
       </w:tr>
       <w:tr>
+        <w:trPr>
+          <w:cantSplit/>
+        </w:trPr>
         <w:tc>
           <w:tcPr>
             <w:tcW w:w="1250" w:type="pct"/>
@@ -10538,6 +10786,9 @@
         </w:tc>
       </w:tr>
       <w:tr>
+        <w:trPr>
+          <w:cantSplit/>
+        </w:trPr>
         <w:tc>
           <w:tcPr>
             <w:tcW w:w="1250" w:type="pct"/>
@@ -10583,6 +10834,9 @@
         </w:tc>
       </w:tr>
       <w:tr>
+        <w:trPr>
+          <w:cantSplit/>
+        </w:trPr>
         <w:tc>
           <w:tcPr>
             <w:tcW w:w="1250" w:type="pct"/>
@@ -10628,6 +10882,9 @@
         </w:tc>
       </w:tr>
       <w:tr>
+        <w:trPr>
+          <w:cantSplit/>
+        </w:trPr>
         <w:tc>
           <w:tcPr>
             <w:tcW w:w="1250" w:type="pct"/>
@@ -10710,6 +10967,7 @@
       </w:tblGrid>
       <w:tr>
         <w:trPr>
+          <w:cantSplit/>
           <w:tblHeader/>
         </w:trPr>
         <w:tc>
@@ -10794,6 +11052,9 @@
         </w:tc>
       </w:tr>
       <w:tr>
+        <w:trPr>
+          <w:cantSplit/>
+        </w:trPr>
         <w:tc>
           <w:tcPr>
             <w:tcW w:w="1250" w:type="pct"/>
@@ -10839,6 +11100,9 @@
         </w:tc>
       </w:tr>
       <w:tr>
+        <w:trPr>
+          <w:cantSplit/>
+        </w:trPr>
         <w:tc>
           <w:tcPr>
             <w:tcW w:w="1250" w:type="pct"/>
@@ -10884,6 +11148,9 @@
         </w:tc>
       </w:tr>
       <w:tr>
+        <w:trPr>
+          <w:cantSplit/>
+        </w:trPr>
         <w:tc>
           <w:tcPr>
             <w:tcW w:w="1250" w:type="pct"/>
@@ -10923,14 +11190,7 @@
               <w:rPr>
                 <w:rFonts w:hint="eastAsia"/>
               </w:rPr>
-              <w:t>親候補ID。Categoryは null、大分類は categoryId、中分類は largeClassId、個体</w:t>
-            </w:r>
-            <w:r>
-              <w:rPr>
-                <w:rFonts w:hint="eastAsia"/>
-              </w:rPr>
-              <w:lastRenderedPageBreak/>
-              <w:t>管理品目は mediumClassId、メーカーは assetItemId、型式は manufacturerId</w:t>
+              <w:t>親候補ID。Categoryは null、大分類は categoryId、中分類は largeClassId、個体管理品目は mediumClassId、メーカーは assetItemId、型式は manufacturerId</w:t>
             </w:r>
           </w:p>
         </w:tc>
@@ -10944,7 +11204,7 @@
           <w:rFonts w:hint="eastAsia"/>
         </w:rPr>
       </w:pPr>
-      <w:bookmarkStart w:id="28" w:name="_Toc231532751"/>
+      <w:bookmarkStart w:id="28" w:name="_Toc236708304"/>
       <w:r>
         <w:rPr>
           <w:rFonts w:hint="eastAsia"/>
@@ -10974,6 +11234,7 @@
       </w:tblGrid>
       <w:tr>
         <w:trPr>
+          <w:cantSplit/>
           <w:tblHeader/>
         </w:trPr>
         <w:tc>
@@ -11037,6 +11298,9 @@
         </w:tc>
       </w:tr>
       <w:tr>
+        <w:trPr>
+          <w:cantSplit/>
+        </w:trPr>
         <w:tc>
           <w:tcPr>
             <w:tcW w:w="1666" w:type="pct"/>
@@ -11072,12 +11336,16 @@
         </w:tc>
       </w:tr>
       <w:tr>
+        <w:trPr>
+          <w:cantSplit/>
+        </w:trPr>
         <w:tc>
           <w:tcPr>
             <w:tcW w:w="1666" w:type="pct"/>
           </w:tcPr>
           <w:p>
             <w:r>
+              <w:lastRenderedPageBreak/>
               <w:t>400</w:t>
             </w:r>
           </w:p>
@@ -11107,6 +11375,9 @@
         </w:tc>
       </w:tr>
       <w:tr>
+        <w:trPr>
+          <w:cantSplit/>
+        </w:trPr>
         <w:tc>
           <w:tcPr>
             <w:tcW w:w="1666" w:type="pct"/>
@@ -11142,6 +11413,9 @@
         </w:tc>
       </w:tr>
       <w:tr>
+        <w:trPr>
+          <w:cantSplit/>
+        </w:trPr>
         <w:tc>
           <w:tcPr>
             <w:tcW w:w="1666" w:type="pct"/>
@@ -11161,7 +11435,7 @@
               <w:rPr>
                 <w:rFonts w:hint="eastAsia"/>
               </w:rPr>
-              <w:t>通常アカウントで作業対象施設に対する実効 `asset_master_list` なし</w:t>
+              <w:t>通常アカウントで作業対象施設に対する実効 asset_master_list なし</w:t>
             </w:r>
           </w:p>
         </w:tc>
@@ -11177,6 +11451,9 @@
         </w:tc>
       </w:tr>
       <w:tr>
+        <w:trPr>
+          <w:cantSplit/>
+        </w:trPr>
         <w:tc>
           <w:tcPr>
             <w:tcW w:w="1666" w:type="pct"/>
@@ -11212,6 +11489,9 @@
         </w:tc>
       </w:tr>
       <w:tr>
+        <w:trPr>
+          <w:cantSplit/>
+        </w:trPr>
         <w:tc>
           <w:tcPr>
             <w:tcW w:w="1666" w:type="pct"/>
@@ -11255,7 +11535,7 @@
           <w:rFonts w:hint="eastAsia"/>
         </w:rPr>
       </w:pPr>
-      <w:bookmarkStart w:id="29" w:name="_Toc231532752"/>
+      <w:bookmarkStart w:id="29" w:name="_Toc236708305"/>
       <w:r>
         <w:rPr>
           <w:rFonts w:hint="eastAsia"/>
@@ -11271,7 +11551,7 @@
           <w:rFonts w:hint="eastAsia"/>
         </w:rPr>
       </w:pPr>
-      <w:bookmarkStart w:id="30" w:name="_Toc231532753"/>
+      <w:bookmarkStart w:id="30" w:name="_Toc236708306"/>
       <w:r>
         <w:rPr>
           <w:rFonts w:hint="eastAsia"/>
@@ -11301,6 +11581,7 @@
       </w:tblGrid>
       <w:tr>
         <w:trPr>
+          <w:cantSplit/>
           <w:tblHeader/>
         </w:trPr>
         <w:tc>
@@ -11364,6 +11645,9 @@
         </w:tc>
       </w:tr>
       <w:tr>
+        <w:trPr>
+          <w:cantSplit/>
+        </w:trPr>
         <w:tc>
           <w:tcPr>
             <w:tcW w:w="1666" w:type="pct"/>
@@ -11380,7 +11664,7 @@
           </w:tcPr>
           <w:p>
             <w:r>
-              <w:t>`asset_master_list`</w:t>
+              <w:t>asset_master_list</w:t>
             </w:r>
           </w:p>
         </w:tc>
@@ -11399,6 +11683,9 @@
         </w:tc>
       </w:tr>
       <w:tr>
+        <w:trPr>
+          <w:cantSplit/>
+        </w:trPr>
         <w:tc>
           <w:tcPr>
             <w:tcW w:w="1666" w:type="pct"/>
@@ -11415,7 +11702,7 @@
           </w:tcPr>
           <w:p>
             <w:r>
-              <w:t>`asset_master_list`</w:t>
+              <w:t>asset_master_list</w:t>
             </w:r>
           </w:p>
         </w:tc>
@@ -11442,7 +11729,7 @@
           <w:rFonts w:hint="eastAsia"/>
         </w:rPr>
       </w:pPr>
-      <w:bookmarkStart w:id="31" w:name="_Toc231532754"/>
+      <w:bookmarkStart w:id="31" w:name="_Toc236708307"/>
       <w:r>
         <w:rPr>
           <w:rFonts w:hint="eastAsia"/>
@@ -11467,7 +11754,7 @@
         <w:rPr>
           <w:rFonts w:hint="eastAsia"/>
         </w:rPr>
-        <w:t>本API群は参照専用とし、`ship_asset_masters` や呼び出し元テーブルを更新しない</w:t>
+        <w:t>本API群は参照専用とし、ship_asset_masters や呼び出し元テーブルを更新しない</w:t>
       </w:r>
     </w:p>
     <w:p>
@@ -11486,8 +11773,7 @@
         <w:rPr>
           <w:rFonts w:hint="eastAsia"/>
         </w:rPr>
-        <w:lastRenderedPageBreak/>
-        <w:t>選択した `shipAssetMasterId` の保存は、資産台帳突き合わせ、現有品調査内容修正、編集リスト、購入/更新申請、見積明細紐付けなど、呼び出し元画面の保存APIで扱う</w:t>
+        <w:t>選択した shipAssetMasterId の保存は、資産台帳突き合わせ、現有品調査内容修正、編集リスト、購入/更新申請、見積明細紐付けなど、呼び出し元画面の保存APIで扱う</w:t>
       </w:r>
     </w:p>
     <w:p>
@@ -11506,7 +11792,7 @@
         <w:rPr>
           <w:rFonts w:hint="eastAsia"/>
         </w:rPr>
-        <w:t>資産台帳突き合わせでは、呼び出し元の `PUT /asset-matching/rows/{assetImportRowId}` が `selected_ship_asset_master_id` と分類階層・メーカー・型式の選択値を保存する</w:t>
+        <w:t>資産台帳突き合わせでは、呼び出し元の PUT /asset-matching/rows/{assetImportRowId} が selected_ship_asset_master_id と分類階層・メーカー・型式の選択値を保存する</w:t>
       </w:r>
     </w:p>
     <w:p>
@@ -11525,7 +11811,7 @@
         <w:rPr>
           <w:rFonts w:hint="eastAsia"/>
         </w:rPr>
-        <w:t>原本資産台帳への `asset_ledgers.ship_asset_master_id` 反映は、原本確定系APIの責務とする</w:t>
+        <w:t>原本資産台帳への asset_ledgers.ship_asset_master_id 反映は、原本確定系APIの責務とする</w:t>
       </w:r>
     </w:p>
     <w:p>
@@ -11535,7 +11821,7 @@
           <w:rFonts w:hint="eastAsia"/>
         </w:rPr>
       </w:pPr>
-      <w:bookmarkStart w:id="32" w:name="_Toc231532755"/>
+      <w:bookmarkStart w:id="32" w:name="_Toc236708308"/>
       <w:r>
         <w:rPr>
           <w:rFonts w:hint="eastAsia"/>
@@ -11560,7 +11846,7 @@
         <w:rPr>
           <w:rFonts w:hint="eastAsia"/>
         </w:rPr>
-        <w:t>`?mode=simple` は画面側の表示/返却制御であり、本APIの検索条件にはしない</w:t>
+        <w:t>?mode=simple は画面側の表示/返却制御であり、本APIの検索条件にはしない</w:t>
       </w:r>
     </w:p>
     <w:p>
@@ -11579,7 +11865,8 @@
         <w:rPr>
           <w:rFonts w:hint="eastAsia"/>
         </w:rPr>
-        <w:t>`ASSET_SELECTED` と `SET_MATCH_TARGET` はフロントエンドの `postMessage` 仕様であり、APIレスポンスには含めない</w:t>
+        <w:lastRenderedPageBreak/>
+        <w:t>ASSET_SELECTED と SET_MATCH_TARGET はフロントエンドの postMessage 仕様であり、APIレスポンスには含めない</w:t>
       </w:r>
     </w:p>
     <w:p>
@@ -11627,7 +11914,7 @@
           <w:rFonts w:hint="eastAsia"/>
         </w:rPr>
       </w:pPr>
-      <w:bookmarkStart w:id="33" w:name="_Toc231532756"/>
+      <w:bookmarkStart w:id="33" w:name="_Toc236708309"/>
       <w:r>
         <w:rPr>
           <w:rFonts w:hint="eastAsia"/>
@@ -11700,7 +11987,7 @@
           <w:rFonts w:hint="eastAsia"/>
         </w:rPr>
       </w:pPr>
-      <w:bookmarkStart w:id="34" w:name="_Toc231532757"/>
+      <w:bookmarkStart w:id="34" w:name="_Toc236708310"/>
       <w:r>
         <w:rPr>
           <w:rFonts w:hint="eastAsia"/>
@@ -11716,7 +12003,7 @@
           <w:rFonts w:hint="eastAsia"/>
         </w:rPr>
       </w:pPr>
-      <w:bookmarkStart w:id="35" w:name="_Toc231532758"/>
+      <w:bookmarkStart w:id="35" w:name="_Toc236708311"/>
       <w:r>
         <w:rPr>
           <w:rFonts w:hint="eastAsia"/>
@@ -11747,6 +12034,7 @@
       </w:tblGrid>
       <w:tr>
         <w:trPr>
+          <w:cantSplit/>
           <w:tblHeader/>
         </w:trPr>
         <w:tc>
@@ -11830,6 +12118,9 @@
         </w:tc>
       </w:tr>
       <w:tr>
+        <w:trPr>
+          <w:cantSplit/>
+        </w:trPr>
         <w:tc>
           <w:tcPr>
             <w:tcW w:w="1250" w:type="pct"/>
@@ -11878,6 +12169,9 @@
         </w:tc>
       </w:tr>
       <w:tr>
+        <w:trPr>
+          <w:cantSplit/>
+        </w:trPr>
         <w:tc>
           <w:tcPr>
             <w:tcW w:w="1250" w:type="pct"/>
@@ -11926,13 +12220,15 @@
         </w:tc>
       </w:tr>
       <w:tr>
-        <w:tc>
-          <w:tcPr>
-            <w:tcW w:w="1250" w:type="pct"/>
-          </w:tcPr>
-          <w:p>
-            <w:r>
-              <w:lastRenderedPageBreak/>
+        <w:trPr>
+          <w:cantSplit/>
+        </w:trPr>
+        <w:tc>
+          <w:tcPr>
+            <w:tcW w:w="1250" w:type="pct"/>
+          </w:tcPr>
+          <w:p>
+            <w:r>
               <w:t>FORBIDDEN</w:t>
             </w:r>
           </w:p>
@@ -11969,12 +12265,15 @@
               <w:rPr>
                 <w:rFonts w:hint="eastAsia"/>
               </w:rPr>
-              <w:t>通常アカウントで作業対象施設に対する実効 `asset_master_list` がない</w:t>
+              <w:t>通常アカウントで作業対象施設に対する実効 asset_master_list がない</w:t>
             </w:r>
           </w:p>
         </w:tc>
       </w:tr>
       <w:tr>
+        <w:trPr>
+          <w:cantSplit/>
+        </w:trPr>
         <w:tc>
           <w:tcPr>
             <w:tcW w:w="1250" w:type="pct"/>
@@ -12023,6 +12322,9 @@
         </w:tc>
       </w:tr>
       <w:tr>
+        <w:trPr>
+          <w:cantSplit/>
+        </w:trPr>
         <w:tc>
           <w:tcPr>
             <w:tcW w:w="1250" w:type="pct"/>
@@ -12079,11 +12381,12 @@
           <w:rFonts w:hint="eastAsia"/>
         </w:rPr>
       </w:pPr>
-      <w:bookmarkStart w:id="36" w:name="_Toc231532759"/>
+      <w:bookmarkStart w:id="36" w:name="_Toc236708312"/>
       <w:r>
         <w:rPr>
           <w:rFonts w:hint="eastAsia"/>
         </w:rPr>
+        <w:lastRenderedPageBreak/>
         <w:t>入力値不正の扱い</w:t>
       </w:r>
       <w:bookmarkEnd w:id="36"/>
@@ -12133,7 +12436,7 @@
           <w:rFonts w:hint="eastAsia"/>
         </w:rPr>
       </w:pPr>
-      <w:bookmarkStart w:id="37" w:name="_Toc231532760"/>
+      <w:bookmarkStart w:id="37" w:name="_Toc236708313"/>
       <w:r>
         <w:rPr>
           <w:rFonts w:hint="eastAsia"/>
@@ -12149,7 +12452,7 @@
           <w:rFonts w:hint="eastAsia"/>
         </w:rPr>
       </w:pPr>
-      <w:bookmarkStart w:id="38" w:name="_Toc231532761"/>
+      <w:bookmarkStart w:id="38" w:name="_Toc236708314"/>
       <w:r>
         <w:rPr>
           <w:rFonts w:hint="eastAsia"/>
@@ -12178,7 +12481,7 @@
           <w:rFonts w:hint="eastAsia"/>
         </w:rPr>
       </w:pPr>
-      <w:bookmarkStart w:id="39" w:name="_Toc231532762"/>
+      <w:bookmarkStart w:id="39" w:name="_Toc236708315"/>
       <w:r>
         <w:rPr>
           <w:rFonts w:hint="eastAsia"/>
@@ -12203,7 +12506,7 @@
         <w:rPr>
           <w:rFonts w:hint="eastAsia"/>
         </w:rPr>
-        <w:t>`ship_asset_masters` と分類系マスタのJOIN結果は件数が増えるため、`ship_asset_master_id`、各外部キー、`is_active` へ適切なインデックスを設定する</w:t>
+        <w:t>ship_asset_masters と分類系マスタのJOIN結果は件数が増えるため、ship_asset_master_id、各外部キー、is_active へ適切なインデックスを設定する</w:t>
       </w:r>
     </w:p>
     <w:p>
@@ -12270,12 +12573,11 @@
           <w:rFonts w:hint="eastAsia"/>
         </w:rPr>
       </w:pPr>
-      <w:bookmarkStart w:id="40" w:name="_Toc231532763"/>
+      <w:bookmarkStart w:id="40" w:name="_Toc236708316"/>
       <w:r>
         <w:rPr>
           <w:rFonts w:hint="eastAsia"/>
         </w:rPr>
-        <w:lastRenderedPageBreak/>
         <w:t>互換性</w:t>
       </w:r>
       <w:bookmarkEnd w:id="40"/>
@@ -12296,10 +12598,9 @@
         <w:rPr>
           <w:rFonts w:hint="eastAsia"/>
         </w:rPr>
-        <w:t>APIパスは `/asset-master` 配下に限定し、SHIP資産マスタ管理画面の `/ship-asset-master` API 群とは分離する</w:t>
+        <w:t>APIパスは /asset-master 配下に限定し、SHIP資産マスタ管理画面の /ship-asset-master API 群とは分離する</w:t>
       </w:r>
     </w:p>
-    <w:p/>
     <w:sectPr>
       <w:pgSz w:w="11909" w:h="16834"/>
       <w:pgMar w:top="1440" w:right="1440" w:bottom="1440" w:left="1440" w:header="720" w:footer="720" w:gutter="0"/>
@@ -12313,7 +12614,7 @@
 </file>
 
 <file path=word/endnotes.xml><?xml version="1.0" encoding="utf-8"?>
-<w:endnotes xmlns:wpc="http://schemas.microsoft.com/office/word/2010/wordprocessingCanvas" xmlns:cx="http://schemas.microsoft.com/office/drawing/2014/chartex" xmlns:cx1="http://schemas.microsoft.com/office/drawing/2015/9/8/chartex" xmlns:cx2="http://schemas.microsoft.com/office/drawing/2015/10/21/chartex" xmlns:cx3="http://schemas.microsoft.com/office/drawing/2016/5/9/chartex" xmlns:cx4="http://schemas.microsoft.com/office/drawing/2016/5/10/chartex" xmlns:cx5="http://schemas.microsoft.com/office/drawing/2016/5/11/chartex" xmlns:cx6="http://schemas.microsoft.com/office/drawing/2016/5/12/chartex" xmlns:cx7="http://schemas.microsoft.com/office/drawing/2016/5/13/chartex" xmlns:cx8="http://schemas.microsoft.com/office/drawing/2016/5/14/chartex" xmlns:mc="http://schemas.openxmlformats.org/markup-compatibility/2006" xmlns:aink="http://schemas.microsoft.com/office/drawing/2016/ink" xmlns:am3d="http://schemas.microsoft.com/office/drawing/2017/model3d" xmlns:o="urn:schemas-microsoft-com:office:office" xmlns:oel="http://schemas.microsoft.com/office/2019/extlst" xmlns:r="http://schemas.openxmlformats.org/officeDocument/2006/relationships" xmlns:m="http://schemas.openxmlformats.org/officeDocument/2006/math" xmlns:v="urn:schemas-microsoft-com:vml" xmlns:wp14="http://schemas.microsoft.com/office/word/2010/wordprocessingDrawing" xmlns:wp="http://schemas.openxmlformats.org/drawingml/2006/wordprocessingDrawing" xmlns:w10="urn:schemas-microsoft-com:office:word" xmlns:w="http://schemas.openxmlformats.org/wordprocessingml/2006/main" xmlns:w14="http://schemas.microsoft.com/office/word/2010/wordml" xmlns:w15="http://schemas.microsoft.com/office/word/2012/wordml" xmlns:w16cex="http://schemas.microsoft.com/office/word/2018/wordml/cex" xmlns:w16cid="http://schemas.microsoft.com/office/word/2016/wordml/cid" xmlns:w16="http://schemas.microsoft.com/office/word/2018/wordml" xmlns:w16du="http://schemas.microsoft.com/office/word/2023/wordml/word16du" xmlns:w16sdtdh="http://schemas.microsoft.com/office/word/2020/wordml/sdtdatahash" xmlns:w16sdtfl="http://schemas.microsoft.com/office/word/2024/wordml/sdtformatlock" xmlns:w16se="http://schemas.microsoft.com/office/word/2015/wordml/symex" xmlns:wpg="http://schemas.microsoft.com/office/word/2010/wordprocessingGroup" xmlns:wpi="http://schemas.microsoft.com/office/word/2010/wordprocessingInk" xmlns:wne="http://schemas.microsoft.com/office/word/2006/wordml" xmlns:wps="http://schemas.microsoft.com/office/word/2010/wordprocessingShape" mc:Ignorable="w14 w15 w16se w16cid w16 w16cex w16sdtdh w16sdtfl w16du wp14">
+<w:endnotes xmlns:wpc="http://schemas.microsoft.com/office/word/2010/wordprocessingCanvas" xmlns:cx="http://schemas.microsoft.com/office/drawing/2014/chartex" xmlns:cx1="http://schemas.microsoft.com/office/drawing/2015/9/8/chartex" xmlns:cx2="http://schemas.microsoft.com/office/drawing/2015/10/21/chartex" xmlns:cx3="http://schemas.microsoft.com/office/drawing/2016/5/9/chartex" xmlns:cx4="http://schemas.microsoft.com/office/drawing/2016/5/10/chartex" xmlns:cx5="http://schemas.microsoft.com/office/drawing/2016/5/11/chartex" xmlns:cx6="http://schemas.microsoft.com/office/drawing/2016/5/12/chartex" xmlns:cx7="http://schemas.microsoft.com/office/drawing/2016/5/13/chartex" xmlns:cx8="http://schemas.microsoft.com/office/drawing/2016/5/14/chartex" xmlns:mc="http://schemas.openxmlformats.org/markup-compatibility/2006" xmlns:aink="http://schemas.microsoft.com/office/drawing/2016/ink" xmlns:am3d="http://schemas.microsoft.com/office/drawing/2017/model3d" xmlns:o="urn:schemas-microsoft-com:office:office" xmlns:oel="http://schemas.microsoft.com/office/2019/extlst" xmlns:r="http://schemas.openxmlformats.org/officeDocument/2006/relationships" xmlns:m="http://schemas.openxmlformats.org/officeDocument/2006/math" xmlns:v="urn:schemas-microsoft-com:vml" xmlns:wp14="http://schemas.microsoft.com/office/word/2010/wordprocessingDrawing" xmlns:wp="http://schemas.openxmlformats.org/drawingml/2006/wordprocessingDrawing" xmlns:w10="urn:schemas-microsoft-com:office:word" xmlns:w="http://schemas.openxmlformats.org/wordprocessingml/2006/main" xmlns:w14="http://schemas.microsoft.com/office/word/2010/wordml" xmlns:w15="http://schemas.microsoft.com/office/word/2012/wordml" xmlns:w16cei="http://schemas.microsoft.com/office/word/2026/wordml/cei" xmlns:w16cex="http://schemas.microsoft.com/office/word/2018/wordml/cex" xmlns:w16cid="http://schemas.microsoft.com/office/word/2016/wordml/cid" xmlns:w16="http://schemas.microsoft.com/office/word/2018/wordml" xmlns:w16du="http://schemas.microsoft.com/office/word/2023/wordml/word16du" xmlns:w16sdtdh="http://schemas.microsoft.com/office/word/2020/wordml/sdtdatahash" xmlns:w16sdtfl="http://schemas.microsoft.com/office/word/2024/wordml/sdtformatlock" xmlns:w16se="http://schemas.microsoft.com/office/word/2015/wordml/symex" xmlns:wpg="http://schemas.microsoft.com/office/word/2010/wordprocessingGroup" xmlns:wpi="http://schemas.microsoft.com/office/word/2010/wordprocessingInk" xmlns:wne="http://schemas.microsoft.com/office/word/2006/wordml" xmlns:wps="http://schemas.microsoft.com/office/word/2010/wordprocessingShape" mc:Ignorable="w14 w15 w16se w16cid w16 w16cex w16sdtdh w16sdtfl w16du wp14">
   <w:endnote w:type="separator" w:id="-1">
     <w:p>
       <w:pPr>
@@ -12338,7 +12639,7 @@
 </file>
 
 <file path=word/footnotes.xml><?xml version="1.0" encoding="utf-8"?>
-<w:footnotes xmlns:wpc="http://schemas.microsoft.com/office/word/2010/wordprocessingCanvas" xmlns:cx="http://schemas.microsoft.com/office/drawing/2014/chartex" xmlns:cx1="http://schemas.microsoft.com/office/drawing/2015/9/8/chartex" xmlns:cx2="http://schemas.microsoft.com/office/drawing/2015/10/21/chartex" xmlns:cx3="http://schemas.microsoft.com/office/drawing/2016/5/9/chartex" xmlns:cx4="http://schemas.microsoft.com/office/drawing/2016/5/10/chartex" xmlns:cx5="http://schemas.microsoft.com/office/drawing/2016/5/11/chartex" xmlns:cx6="http://schemas.microsoft.com/office/drawing/2016/5/12/chartex" xmlns:cx7="http://schemas.microsoft.com/office/drawing/2016/5/13/chartex" xmlns:cx8="http://schemas.microsoft.com/office/drawing/2016/5/14/chartex" xmlns:mc="http://schemas.openxmlformats.org/markup-compatibility/2006" xmlns:aink="http://schemas.microsoft.com/office/drawing/2016/ink" xmlns:am3d="http://schemas.microsoft.com/office/drawing/2017/model3d" xmlns:o="urn:schemas-microsoft-com:office:office" xmlns:oel="http://schemas.microsoft.com/office/2019/extlst" xmlns:r="http://schemas.openxmlformats.org/officeDocument/2006/relationships" xmlns:m="http://schemas.openxmlformats.org/officeDocument/2006/math" xmlns:v="urn:schemas-microsoft-com:vml" xmlns:wp14="http://schemas.microsoft.com/office/word/2010/wordprocessingDrawing" xmlns:wp="http://schemas.openxmlformats.org/drawingml/2006/wordprocessingDrawing" xmlns:w10="urn:schemas-microsoft-com:office:word" xmlns:w="http://schemas.openxmlformats.org/wordprocessingml/2006/main" xmlns:w14="http://schemas.microsoft.com/office/word/2010/wordml" xmlns:w15="http://schemas.microsoft.com/office/word/2012/wordml" xmlns:w16cex="http://schemas.microsoft.com/office/word/2018/wordml/cex" xmlns:w16cid="http://schemas.microsoft.com/office/word/2016/wordml/cid" xmlns:w16="http://schemas.microsoft.com/office/word/2018/wordml" xmlns:w16du="http://schemas.microsoft.com/office/word/2023/wordml/word16du" xmlns:w16sdtdh="http://schemas.microsoft.com/office/word/2020/wordml/sdtdatahash" xmlns:w16sdtfl="http://schemas.microsoft.com/office/word/2024/wordml/sdtformatlock" xmlns:w16se="http://schemas.microsoft.com/office/word/2015/wordml/symex" xmlns:wpg="http://schemas.microsoft.com/office/word/2010/wordprocessingGroup" xmlns:wpi="http://schemas.microsoft.com/office/word/2010/wordprocessingInk" xmlns:wne="http://schemas.microsoft.com/office/word/2006/wordml" xmlns:wps="http://schemas.microsoft.com/office/word/2010/wordprocessingShape" mc:Ignorable="w14 w15 w16se w16cid w16 w16cex w16sdtdh w16sdtfl w16du wp14">
+<w:footnotes xmlns:wpc="http://schemas.microsoft.com/office/word/2010/wordprocessingCanvas" xmlns:cx="http://schemas.microsoft.com/office/drawing/2014/chartex" xmlns:cx1="http://schemas.microsoft.com/office/drawing/2015/9/8/chartex" xmlns:cx2="http://schemas.microsoft.com/office/drawing/2015/10/21/chartex" xmlns:cx3="http://schemas.microsoft.com/office/drawing/2016/5/9/chartex" xmlns:cx4="http://schemas.microsoft.com/office/drawing/2016/5/10/chartex" xmlns:cx5="http://schemas.microsoft.com/office/drawing/2016/5/11/chartex" xmlns:cx6="http://schemas.microsoft.com/office/drawing/2016/5/12/chartex" xmlns:cx7="http://schemas.microsoft.com/office/drawing/2016/5/13/chartex" xmlns:cx8="http://schemas.microsoft.com/office/drawing/2016/5/14/chartex" xmlns:mc="http://schemas.openxmlformats.org/markup-compatibility/2006" xmlns:aink="http://schemas.microsoft.com/office/drawing/2016/ink" xmlns:am3d="http://schemas.microsoft.com/office/drawing/2017/model3d" xmlns:o="urn:schemas-microsoft-com:office:office" xmlns:oel="http://schemas.microsoft.com/office/2019/extlst" xmlns:r="http://schemas.openxmlformats.org/officeDocument/2006/relationships" xmlns:m="http://schemas.openxmlformats.org/officeDocument/2006/math" xmlns:v="urn:schemas-microsoft-com:vml" xmlns:wp14="http://schemas.microsoft.com/office/word/2010/wordprocessingDrawing" xmlns:wp="http://schemas.openxmlformats.org/drawingml/2006/wordprocessingDrawing" xmlns:w10="urn:schemas-microsoft-com:office:word" xmlns:w="http://schemas.openxmlformats.org/wordprocessingml/2006/main" xmlns:w14="http://schemas.microsoft.com/office/word/2010/wordml" xmlns:w15="http://schemas.microsoft.com/office/word/2012/wordml" xmlns:w16cei="http://schemas.microsoft.com/office/word/2026/wordml/cei" xmlns:w16cex="http://schemas.microsoft.com/office/word/2018/wordml/cex" xmlns:w16cid="http://schemas.microsoft.com/office/word/2016/wordml/cid" xmlns:w16="http://schemas.microsoft.com/office/word/2018/wordml" xmlns:w16du="http://schemas.microsoft.com/office/word/2023/wordml/word16du" xmlns:w16sdtdh="http://schemas.microsoft.com/office/word/2020/wordml/sdtdatahash" xmlns:w16sdtfl="http://schemas.microsoft.com/office/word/2024/wordml/sdtformatlock" xmlns:w16se="http://schemas.microsoft.com/office/word/2015/wordml/symex" xmlns:wpg="http://schemas.microsoft.com/office/word/2010/wordprocessingGroup" xmlns:wpi="http://schemas.microsoft.com/office/word/2010/wordprocessingInk" xmlns:wne="http://schemas.microsoft.com/office/word/2006/wordml" xmlns:wps="http://schemas.microsoft.com/office/word/2010/wordprocessingShape" mc:Ignorable="w14 w15 w16se w16cid w16 w16cex w16sdtdh w16sdtfl w16du wp14">
   <w:footnote w:type="separator" w:id="-1">
     <w:p>
       <w:pPr>
@@ -12363,618 +12664,9 @@
 </file>
 
 <file path=word/numbering.xml><?xml version="1.0" encoding="utf-8"?>
-<w:numbering xmlns:wpc="http://schemas.microsoft.com/office/word/2010/wordprocessingCanvas" xmlns:cx="http://schemas.microsoft.com/office/drawing/2014/chartex" xmlns:cx1="http://schemas.microsoft.com/office/drawing/2015/9/8/chartex" xmlns:cx2="http://schemas.microsoft.com/office/drawing/2015/10/21/chartex" xmlns:cx3="http://schemas.microsoft.com/office/drawing/2016/5/9/chartex" xmlns:cx4="http://schemas.microsoft.com/office/drawing/2016/5/10/chartex" xmlns:cx5="http://schemas.microsoft.com/office/drawing/2016/5/11/chartex" xmlns:cx6="http://schemas.microsoft.com/office/drawing/2016/5/12/chartex" xmlns:cx7="http://schemas.microsoft.com/office/drawing/2016/5/13/chartex" xmlns:cx8="http://schemas.microsoft.com/office/drawing/2016/5/14/chartex" xmlns:mc="http://schemas.openxmlformats.org/markup-compatibility/2006" xmlns:aink="http://schemas.microsoft.com/office/drawing/2016/ink" xmlns:am3d="http://schemas.microsoft.com/office/drawing/2017/model3d" xmlns:o="urn:schemas-microsoft-com:office:office" xmlns:oel="http://schemas.microsoft.com/office/2019/extlst" xmlns:r="http://schemas.openxmlformats.org/officeDocument/2006/relationships" xmlns:m="http://schemas.openxmlformats.org/officeDocument/2006/math" xmlns:v="urn:schemas-microsoft-com:vml" xmlns:wp14="http://schemas.microsoft.com/office/word/2010/wordprocessingDrawing" xmlns:wp="http://schemas.openxmlformats.org/drawingml/2006/wordprocessingDrawing" xmlns:w10="urn:schemas-microsoft-com:office:word" xmlns:w="http://schemas.openxmlformats.org/wordprocessingml/2006/main" xmlns:w14="http://schemas.microsoft.com/office/word/2010/wordml" xmlns:w15="http://schemas.microsoft.com/office/word/2012/wordml" xmlns:w16cex="http://schemas.microsoft.com/office/word/2018/wordml/cex" xmlns:w16cid="http://schemas.microsoft.com/office/word/2016/wordml/cid" xmlns:w16="http://schemas.microsoft.com/office/word/2018/wordml" xmlns:w16du="http://schemas.microsoft.com/office/word/2023/wordml/word16du" xmlns:w16sdtdh="http://schemas.microsoft.com/office/word/2020/wordml/sdtdatahash" xmlns:w16sdtfl="http://schemas.microsoft.com/office/word/2024/wordml/sdtformatlock" xmlns:w16se="http://schemas.microsoft.com/office/word/2015/wordml/symex" xmlns:wpg="http://schemas.microsoft.com/office/word/2010/wordprocessingGroup" xmlns:wpi="http://schemas.microsoft.com/office/word/2010/wordprocessingInk" xmlns:wne="http://schemas.microsoft.com/office/word/2006/wordml" xmlns:wps="http://schemas.microsoft.com/office/word/2010/wordprocessingShape" mc:Ignorable="w14 w15 w16se w16cid w16 w16cex w16sdtdh w16sdtfl w16du wp14">
+<w:numbering xmlns:wpc="http://schemas.microsoft.com/office/word/2010/wordprocessingCanvas" xmlns:cx="http://schemas.microsoft.com/office/drawing/2014/chartex" xmlns:cx1="http://schemas.microsoft.com/office/drawing/2015/9/8/chartex" xmlns:cx2="http://schemas.microsoft.com/office/drawing/2015/10/21/chartex" xmlns:cx3="http://schemas.microsoft.com/office/drawing/2016/5/9/chartex" xmlns:cx4="http://schemas.microsoft.com/office/drawing/2016/5/10/chartex" xmlns:cx5="http://schemas.microsoft.com/office/drawing/2016/5/11/chartex" xmlns:cx6="http://schemas.microsoft.com/office/drawing/2016/5/12/chartex" xmlns:cx7="http://schemas.microsoft.com/office/drawing/2016/5/13/chartex" xmlns:cx8="http://schemas.microsoft.com/office/drawing/2016/5/14/chartex" xmlns:mc="http://schemas.openxmlformats.org/markup-compatibility/2006" xmlns:aink="http://schemas.microsoft.com/office/drawing/2016/ink" xmlns:am3d="http://schemas.microsoft.com/office/drawing/2017/model3d" xmlns:o="urn:schemas-microsoft-com:office:office" xmlns:oel="http://schemas.microsoft.com/office/2019/extlst" xmlns:r="http://schemas.openxmlformats.org/officeDocument/2006/relationships" xmlns:m="http://schemas.openxmlformats.org/officeDocument/2006/math" xmlns:v="urn:schemas-microsoft-com:vml" xmlns:wp14="http://schemas.microsoft.com/office/word/2010/wordprocessingDrawing" xmlns:wp="http://schemas.openxmlformats.org/drawingml/2006/wordprocessingDrawing" xmlns:w10="urn:schemas-microsoft-com:office:word" xmlns:w="http://schemas.openxmlformats.org/wordprocessingml/2006/main" xmlns:w14="http://schemas.microsoft.com/office/word/2010/wordml" xmlns:w15="http://schemas.microsoft.com/office/word/2012/wordml" xmlns:w16cei="http://schemas.microsoft.com/office/word/2026/wordml/cei" xmlns:w16cex="http://schemas.microsoft.com/office/word/2018/wordml/cex" xmlns:w16cid="http://schemas.microsoft.com/office/word/2016/wordml/cid" xmlns:w16="http://schemas.microsoft.com/office/word/2018/wordml" xmlns:w16du="http://schemas.microsoft.com/office/word/2023/wordml/word16du" xmlns:w16sdtdh="http://schemas.microsoft.com/office/word/2020/wordml/sdtdatahash" xmlns:w16sdtfl="http://schemas.microsoft.com/office/word/2024/wordml/sdtformatlock" xmlns:w16se="http://schemas.microsoft.com/office/word/2015/wordml/symex" xmlns:wpg="http://schemas.microsoft.com/office/word/2010/wordprocessingGroup" xmlns:wpi="http://schemas.microsoft.com/office/word/2010/wordprocessingInk" xmlns:wne="http://schemas.microsoft.com/office/word/2006/wordml" xmlns:wps="http://schemas.microsoft.com/office/word/2010/wordprocessingShape" mc:Ignorable="w14 w15 w16se w16cid w16 w16cex w16sdtdh w16sdtfl w16du wp14">
   <w:abstractNum w:abstractNumId="0" w15:restartNumberingAfterBreak="0">
-    <w:nsid w:val="0E783E1A"/>
-    <w:multiLevelType w:val="hybridMultilevel"/>
-    <w:tmpl w:val="37841A4A"/>
-    <w:name w:val="__API_DOC_SQUARE_BULLET__2222222"/>
-    <w:lvl w:ilvl="0" w:tplc="0409000F">
-      <w:start w:val="1"/>
-      <w:numFmt w:val="decimal"/>
-      <w:lvlText w:val="%1."/>
-      <w:lvlJc w:val="left"/>
-      <w:pPr>
-        <w:ind w:left="440" w:hanging="440"/>
-      </w:pPr>
-    </w:lvl>
-    <w:lvl w:ilvl="1" w:tplc="04090017" w:tentative="1">
-      <w:start w:val="1"/>
-      <w:numFmt w:val="aiueoFullWidth"/>
-      <w:lvlText w:val="(%2)"/>
-      <w:lvlJc w:val="left"/>
-      <w:pPr>
-        <w:ind w:left="880" w:hanging="440"/>
-      </w:pPr>
-    </w:lvl>
-    <w:lvl w:ilvl="2" w:tplc="04090011" w:tentative="1">
-      <w:start w:val="1"/>
-      <w:numFmt w:val="decimalEnclosedCircle"/>
-      <w:lvlText w:val="%3"/>
-      <w:lvlJc w:val="left"/>
-      <w:pPr>
-        <w:ind w:left="1320" w:hanging="440"/>
-      </w:pPr>
-    </w:lvl>
-    <w:lvl w:ilvl="3" w:tplc="0409000F" w:tentative="1">
-      <w:start w:val="1"/>
-      <w:numFmt w:val="decimal"/>
-      <w:lvlText w:val="%4."/>
-      <w:lvlJc w:val="left"/>
-      <w:pPr>
-        <w:ind w:left="1760" w:hanging="440"/>
-      </w:pPr>
-    </w:lvl>
-    <w:lvl w:ilvl="4" w:tplc="04090017" w:tentative="1">
-      <w:start w:val="1"/>
-      <w:numFmt w:val="aiueoFullWidth"/>
-      <w:lvlText w:val="(%5)"/>
-      <w:lvlJc w:val="left"/>
-      <w:pPr>
-        <w:ind w:left="2200" w:hanging="440"/>
-      </w:pPr>
-    </w:lvl>
-    <w:lvl w:ilvl="5" w:tplc="04090011" w:tentative="1">
-      <w:start w:val="1"/>
-      <w:numFmt w:val="decimalEnclosedCircle"/>
-      <w:lvlText w:val="%6"/>
-      <w:lvlJc w:val="left"/>
-      <w:pPr>
-        <w:ind w:left="2640" w:hanging="440"/>
-      </w:pPr>
-    </w:lvl>
-    <w:lvl w:ilvl="6" w:tplc="0409000F" w:tentative="1">
-      <w:start w:val="1"/>
-      <w:numFmt w:val="decimal"/>
-      <w:lvlText w:val="%7."/>
-      <w:lvlJc w:val="left"/>
-      <w:pPr>
-        <w:ind w:left="3080" w:hanging="440"/>
-      </w:pPr>
-    </w:lvl>
-    <w:lvl w:ilvl="7" w:tplc="04090017" w:tentative="1">
-      <w:start w:val="1"/>
-      <w:numFmt w:val="aiueoFullWidth"/>
-      <w:lvlText w:val="(%8)"/>
-      <w:lvlJc w:val="left"/>
-      <w:pPr>
-        <w:ind w:left="3520" w:hanging="440"/>
-      </w:pPr>
-    </w:lvl>
-    <w:lvl w:ilvl="8" w:tplc="04090011" w:tentative="1">
-      <w:start w:val="1"/>
-      <w:numFmt w:val="decimalEnclosedCircle"/>
-      <w:lvlText w:val="%9"/>
-      <w:lvlJc w:val="left"/>
-      <w:pPr>
-        <w:ind w:left="3960" w:hanging="440"/>
-      </w:pPr>
-    </w:lvl>
-  </w:abstractNum>
-  <w:abstractNum w:abstractNumId="1" w15:restartNumberingAfterBreak="0">
-    <w:nsid w:val="23CE3E84"/>
-    <w:multiLevelType w:val="hybridMultilevel"/>
-    <w:tmpl w:val="3AA88928"/>
-    <w:name w:val="__API_DOC_SQUARE_BULLET__22"/>
-    <w:lvl w:ilvl="0" w:tplc="0409000F">
-      <w:start w:val="1"/>
-      <w:numFmt w:val="decimal"/>
-      <w:lvlText w:val="%1."/>
-      <w:lvlJc w:val="left"/>
-      <w:pPr>
-        <w:ind w:left="440" w:hanging="440"/>
-      </w:pPr>
-    </w:lvl>
-    <w:lvl w:ilvl="1" w:tplc="04090017" w:tentative="1">
-      <w:start w:val="1"/>
-      <w:numFmt w:val="aiueoFullWidth"/>
-      <w:lvlText w:val="(%2)"/>
-      <w:lvlJc w:val="left"/>
-      <w:pPr>
-        <w:ind w:left="880" w:hanging="440"/>
-      </w:pPr>
-    </w:lvl>
-    <w:lvl w:ilvl="2" w:tplc="04090011" w:tentative="1">
-      <w:start w:val="1"/>
-      <w:numFmt w:val="decimalEnclosedCircle"/>
-      <w:lvlText w:val="%3"/>
-      <w:lvlJc w:val="left"/>
-      <w:pPr>
-        <w:ind w:left="1320" w:hanging="440"/>
-      </w:pPr>
-    </w:lvl>
-    <w:lvl w:ilvl="3" w:tplc="0409000F" w:tentative="1">
-      <w:start w:val="1"/>
-      <w:numFmt w:val="decimal"/>
-      <w:lvlText w:val="%4."/>
-      <w:lvlJc w:val="left"/>
-      <w:pPr>
-        <w:ind w:left="1760" w:hanging="440"/>
-      </w:pPr>
-    </w:lvl>
-    <w:lvl w:ilvl="4" w:tplc="04090017" w:tentative="1">
-      <w:start w:val="1"/>
-      <w:numFmt w:val="aiueoFullWidth"/>
-      <w:lvlText w:val="(%5)"/>
-      <w:lvlJc w:val="left"/>
-      <w:pPr>
-        <w:ind w:left="2200" w:hanging="440"/>
-      </w:pPr>
-    </w:lvl>
-    <w:lvl w:ilvl="5" w:tplc="04090011" w:tentative="1">
-      <w:start w:val="1"/>
-      <w:numFmt w:val="decimalEnclosedCircle"/>
-      <w:lvlText w:val="%6"/>
-      <w:lvlJc w:val="left"/>
-      <w:pPr>
-        <w:ind w:left="2640" w:hanging="440"/>
-      </w:pPr>
-    </w:lvl>
-    <w:lvl w:ilvl="6" w:tplc="0409000F" w:tentative="1">
-      <w:start w:val="1"/>
-      <w:numFmt w:val="decimal"/>
-      <w:lvlText w:val="%7."/>
-      <w:lvlJc w:val="left"/>
-      <w:pPr>
-        <w:ind w:left="3080" w:hanging="440"/>
-      </w:pPr>
-    </w:lvl>
-    <w:lvl w:ilvl="7" w:tplc="04090017" w:tentative="1">
-      <w:start w:val="1"/>
-      <w:numFmt w:val="aiueoFullWidth"/>
-      <w:lvlText w:val="(%8)"/>
-      <w:lvlJc w:val="left"/>
-      <w:pPr>
-        <w:ind w:left="3520" w:hanging="440"/>
-      </w:pPr>
-    </w:lvl>
-    <w:lvl w:ilvl="8" w:tplc="04090011" w:tentative="1">
-      <w:start w:val="1"/>
-      <w:numFmt w:val="decimalEnclosedCircle"/>
-      <w:lvlText w:val="%9"/>
-      <w:lvlJc w:val="left"/>
-      <w:pPr>
-        <w:ind w:left="3960" w:hanging="440"/>
-      </w:pPr>
-    </w:lvl>
-  </w:abstractNum>
-  <w:abstractNum w:abstractNumId="2" w15:restartNumberingAfterBreak="0">
-    <w:nsid w:val="28312428"/>
-    <w:multiLevelType w:val="hybridMultilevel"/>
-    <w:tmpl w:val="A1E2022A"/>
-    <w:name w:val="__API_DOC_SQUARE_BULLET__2222"/>
-    <w:lvl w:ilvl="0" w:tplc="0409000F">
-      <w:start w:val="1"/>
-      <w:numFmt w:val="decimal"/>
-      <w:lvlText w:val="%1."/>
-      <w:lvlJc w:val="left"/>
-      <w:pPr>
-        <w:ind w:left="440" w:hanging="440"/>
-      </w:pPr>
-    </w:lvl>
-    <w:lvl w:ilvl="1" w:tplc="04090017" w:tentative="1">
-      <w:start w:val="1"/>
-      <w:numFmt w:val="aiueoFullWidth"/>
-      <w:lvlText w:val="(%2)"/>
-      <w:lvlJc w:val="left"/>
-      <w:pPr>
-        <w:ind w:left="880" w:hanging="440"/>
-      </w:pPr>
-    </w:lvl>
-    <w:lvl w:ilvl="2" w:tplc="04090011" w:tentative="1">
-      <w:start w:val="1"/>
-      <w:numFmt w:val="decimalEnclosedCircle"/>
-      <w:lvlText w:val="%3"/>
-      <w:lvlJc w:val="left"/>
-      <w:pPr>
-        <w:ind w:left="1320" w:hanging="440"/>
-      </w:pPr>
-    </w:lvl>
-    <w:lvl w:ilvl="3" w:tplc="0409000F" w:tentative="1">
-      <w:start w:val="1"/>
-      <w:numFmt w:val="decimal"/>
-      <w:lvlText w:val="%4."/>
-      <w:lvlJc w:val="left"/>
-      <w:pPr>
-        <w:ind w:left="1760" w:hanging="440"/>
-      </w:pPr>
-    </w:lvl>
-    <w:lvl w:ilvl="4" w:tplc="04090017" w:tentative="1">
-      <w:start w:val="1"/>
-      <w:numFmt w:val="aiueoFullWidth"/>
-      <w:lvlText w:val="(%5)"/>
-      <w:lvlJc w:val="left"/>
-      <w:pPr>
-        <w:ind w:left="2200" w:hanging="440"/>
-      </w:pPr>
-    </w:lvl>
-    <w:lvl w:ilvl="5" w:tplc="04090011" w:tentative="1">
-      <w:start w:val="1"/>
-      <w:numFmt w:val="decimalEnclosedCircle"/>
-      <w:lvlText w:val="%6"/>
-      <w:lvlJc w:val="left"/>
-      <w:pPr>
-        <w:ind w:left="2640" w:hanging="440"/>
-      </w:pPr>
-    </w:lvl>
-    <w:lvl w:ilvl="6" w:tplc="0409000F" w:tentative="1">
-      <w:start w:val="1"/>
-      <w:numFmt w:val="decimal"/>
-      <w:lvlText w:val="%7."/>
-      <w:lvlJc w:val="left"/>
-      <w:pPr>
-        <w:ind w:left="3080" w:hanging="440"/>
-      </w:pPr>
-    </w:lvl>
-    <w:lvl w:ilvl="7" w:tplc="04090017" w:tentative="1">
-      <w:start w:val="1"/>
-      <w:numFmt w:val="aiueoFullWidth"/>
-      <w:lvlText w:val="(%8)"/>
-      <w:lvlJc w:val="left"/>
-      <w:pPr>
-        <w:ind w:left="3520" w:hanging="440"/>
-      </w:pPr>
-    </w:lvl>
-    <w:lvl w:ilvl="8" w:tplc="04090011" w:tentative="1">
-      <w:start w:val="1"/>
-      <w:numFmt w:val="decimalEnclosedCircle"/>
-      <w:lvlText w:val="%9"/>
-      <w:lvlJc w:val="left"/>
-      <w:pPr>
-        <w:ind w:left="3960" w:hanging="440"/>
-      </w:pPr>
-    </w:lvl>
-  </w:abstractNum>
-  <w:abstractNum w:abstractNumId="3" w15:restartNumberingAfterBreak="0">
-    <w:nsid w:val="325236C8"/>
-    <w:multiLevelType w:val="hybridMultilevel"/>
-    <w:tmpl w:val="BCEC302C"/>
-    <w:name w:val="__API_DOC_SQUARE_BULLET__222"/>
-    <w:lvl w:ilvl="0" w:tplc="0409000F">
-      <w:start w:val="1"/>
-      <w:numFmt w:val="decimal"/>
-      <w:lvlText w:val="%1."/>
-      <w:lvlJc w:val="left"/>
-      <w:pPr>
-        <w:ind w:left="440" w:hanging="440"/>
-      </w:pPr>
-    </w:lvl>
-    <w:lvl w:ilvl="1" w:tplc="04090017" w:tentative="1">
-      <w:start w:val="1"/>
-      <w:numFmt w:val="aiueoFullWidth"/>
-      <w:lvlText w:val="(%2)"/>
-      <w:lvlJc w:val="left"/>
-      <w:pPr>
-        <w:ind w:left="880" w:hanging="440"/>
-      </w:pPr>
-    </w:lvl>
-    <w:lvl w:ilvl="2" w:tplc="04090011" w:tentative="1">
-      <w:start w:val="1"/>
-      <w:numFmt w:val="decimalEnclosedCircle"/>
-      <w:lvlText w:val="%3"/>
-      <w:lvlJc w:val="left"/>
-      <w:pPr>
-        <w:ind w:left="1320" w:hanging="440"/>
-      </w:pPr>
-    </w:lvl>
-    <w:lvl w:ilvl="3" w:tplc="0409000F" w:tentative="1">
-      <w:start w:val="1"/>
-      <w:numFmt w:val="decimal"/>
-      <w:lvlText w:val="%4."/>
-      <w:lvlJc w:val="left"/>
-      <w:pPr>
-        <w:ind w:left="1760" w:hanging="440"/>
-      </w:pPr>
-    </w:lvl>
-    <w:lvl w:ilvl="4" w:tplc="04090017" w:tentative="1">
-      <w:start w:val="1"/>
-      <w:numFmt w:val="aiueoFullWidth"/>
-      <w:lvlText w:val="(%5)"/>
-      <w:lvlJc w:val="left"/>
-      <w:pPr>
-        <w:ind w:left="2200" w:hanging="440"/>
-      </w:pPr>
-    </w:lvl>
-    <w:lvl w:ilvl="5" w:tplc="04090011" w:tentative="1">
-      <w:start w:val="1"/>
-      <w:numFmt w:val="decimalEnclosedCircle"/>
-      <w:lvlText w:val="%6"/>
-      <w:lvlJc w:val="left"/>
-      <w:pPr>
-        <w:ind w:left="2640" w:hanging="440"/>
-      </w:pPr>
-    </w:lvl>
-    <w:lvl w:ilvl="6" w:tplc="0409000F" w:tentative="1">
-      <w:start w:val="1"/>
-      <w:numFmt w:val="decimal"/>
-      <w:lvlText w:val="%7."/>
-      <w:lvlJc w:val="left"/>
-      <w:pPr>
-        <w:ind w:left="3080" w:hanging="440"/>
-      </w:pPr>
-    </w:lvl>
-    <w:lvl w:ilvl="7" w:tplc="04090017" w:tentative="1">
-      <w:start w:val="1"/>
-      <w:numFmt w:val="aiueoFullWidth"/>
-      <w:lvlText w:val="(%8)"/>
-      <w:lvlJc w:val="left"/>
-      <w:pPr>
-        <w:ind w:left="3520" w:hanging="440"/>
-      </w:pPr>
-    </w:lvl>
-    <w:lvl w:ilvl="8" w:tplc="04090011" w:tentative="1">
-      <w:start w:val="1"/>
-      <w:numFmt w:val="decimalEnclosedCircle"/>
-      <w:lvlText w:val="%9"/>
-      <w:lvlJc w:val="left"/>
-      <w:pPr>
-        <w:ind w:left="3960" w:hanging="440"/>
-      </w:pPr>
-    </w:lvl>
-  </w:abstractNum>
-  <w:abstractNum w:abstractNumId="4" w15:restartNumberingAfterBreak="0">
-    <w:nsid w:val="47287EA6"/>
-    <w:multiLevelType w:val="hybridMultilevel"/>
-    <w:tmpl w:val="0D8C1D96"/>
-    <w:name w:val="__API_DOC_SQUARE_BULLET__222222"/>
-    <w:lvl w:ilvl="0" w:tplc="0409000F">
-      <w:start w:val="1"/>
-      <w:numFmt w:val="decimal"/>
-      <w:lvlText w:val="%1."/>
-      <w:lvlJc w:val="left"/>
-      <w:pPr>
-        <w:ind w:left="440" w:hanging="440"/>
-      </w:pPr>
-    </w:lvl>
-    <w:lvl w:ilvl="1" w:tplc="04090017" w:tentative="1">
-      <w:start w:val="1"/>
-      <w:numFmt w:val="aiueoFullWidth"/>
-      <w:lvlText w:val="(%2)"/>
-      <w:lvlJc w:val="left"/>
-      <w:pPr>
-        <w:ind w:left="880" w:hanging="440"/>
-      </w:pPr>
-    </w:lvl>
-    <w:lvl w:ilvl="2" w:tplc="04090011" w:tentative="1">
-      <w:start w:val="1"/>
-      <w:numFmt w:val="decimalEnclosedCircle"/>
-      <w:lvlText w:val="%3"/>
-      <w:lvlJc w:val="left"/>
-      <w:pPr>
-        <w:ind w:left="1320" w:hanging="440"/>
-      </w:pPr>
-    </w:lvl>
-    <w:lvl w:ilvl="3" w:tplc="0409000F" w:tentative="1">
-      <w:start w:val="1"/>
-      <w:numFmt w:val="decimal"/>
-      <w:lvlText w:val="%4."/>
-      <w:lvlJc w:val="left"/>
-      <w:pPr>
-        <w:ind w:left="1760" w:hanging="440"/>
-      </w:pPr>
-    </w:lvl>
-    <w:lvl w:ilvl="4" w:tplc="04090017" w:tentative="1">
-      <w:start w:val="1"/>
-      <w:numFmt w:val="aiueoFullWidth"/>
-      <w:lvlText w:val="(%5)"/>
-      <w:lvlJc w:val="left"/>
-      <w:pPr>
-        <w:ind w:left="2200" w:hanging="440"/>
-      </w:pPr>
-    </w:lvl>
-    <w:lvl w:ilvl="5" w:tplc="04090011" w:tentative="1">
-      <w:start w:val="1"/>
-      <w:numFmt w:val="decimalEnclosedCircle"/>
-      <w:lvlText w:val="%6"/>
-      <w:lvlJc w:val="left"/>
-      <w:pPr>
-        <w:ind w:left="2640" w:hanging="440"/>
-      </w:pPr>
-    </w:lvl>
-    <w:lvl w:ilvl="6" w:tplc="0409000F" w:tentative="1">
-      <w:start w:val="1"/>
-      <w:numFmt w:val="decimal"/>
-      <w:lvlText w:val="%7."/>
-      <w:lvlJc w:val="left"/>
-      <w:pPr>
-        <w:ind w:left="3080" w:hanging="440"/>
-      </w:pPr>
-    </w:lvl>
-    <w:lvl w:ilvl="7" w:tplc="04090017" w:tentative="1">
-      <w:start w:val="1"/>
-      <w:numFmt w:val="aiueoFullWidth"/>
-      <w:lvlText w:val="(%8)"/>
-      <w:lvlJc w:val="left"/>
-      <w:pPr>
-        <w:ind w:left="3520" w:hanging="440"/>
-      </w:pPr>
-    </w:lvl>
-    <w:lvl w:ilvl="8" w:tplc="04090011" w:tentative="1">
-      <w:start w:val="1"/>
-      <w:numFmt w:val="decimalEnclosedCircle"/>
-      <w:lvlText w:val="%9"/>
-      <w:lvlJc w:val="left"/>
-      <w:pPr>
-        <w:ind w:left="3960" w:hanging="440"/>
-      </w:pPr>
-    </w:lvl>
-  </w:abstractNum>
-  <w:abstractNum w:abstractNumId="5" w15:restartNumberingAfterBreak="0">
-    <w:nsid w:val="49870DE5"/>
-    <w:multiLevelType w:val="hybridMultilevel"/>
-    <w:tmpl w:val="633A337E"/>
-    <w:name w:val="__API_DOC_SQUARE_BULLET__22222"/>
-    <w:lvl w:ilvl="0" w:tplc="0409000F">
-      <w:start w:val="1"/>
-      <w:numFmt w:val="decimal"/>
-      <w:lvlText w:val="%1."/>
-      <w:lvlJc w:val="left"/>
-      <w:pPr>
-        <w:ind w:left="440" w:hanging="440"/>
-      </w:pPr>
-    </w:lvl>
-    <w:lvl w:ilvl="1" w:tplc="04090017" w:tentative="1">
-      <w:start w:val="1"/>
-      <w:numFmt w:val="aiueoFullWidth"/>
-      <w:lvlText w:val="(%2)"/>
-      <w:lvlJc w:val="left"/>
-      <w:pPr>
-        <w:ind w:left="880" w:hanging="440"/>
-      </w:pPr>
-    </w:lvl>
-    <w:lvl w:ilvl="2" w:tplc="04090011" w:tentative="1">
-      <w:start w:val="1"/>
-      <w:numFmt w:val="decimalEnclosedCircle"/>
-      <w:lvlText w:val="%3"/>
-      <w:lvlJc w:val="left"/>
-      <w:pPr>
-        <w:ind w:left="1320" w:hanging="440"/>
-      </w:pPr>
-    </w:lvl>
-    <w:lvl w:ilvl="3" w:tplc="0409000F" w:tentative="1">
-      <w:start w:val="1"/>
-      <w:numFmt w:val="decimal"/>
-      <w:lvlText w:val="%4."/>
-      <w:lvlJc w:val="left"/>
-      <w:pPr>
-        <w:ind w:left="1760" w:hanging="440"/>
-      </w:pPr>
-    </w:lvl>
-    <w:lvl w:ilvl="4" w:tplc="04090017" w:tentative="1">
-      <w:start w:val="1"/>
-      <w:numFmt w:val="aiueoFullWidth"/>
-      <w:lvlText w:val="(%5)"/>
-      <w:lvlJc w:val="left"/>
-      <w:pPr>
-        <w:ind w:left="2200" w:hanging="440"/>
-      </w:pPr>
-    </w:lvl>
-    <w:lvl w:ilvl="5" w:tplc="04090011" w:tentative="1">
-      <w:start w:val="1"/>
-      <w:numFmt w:val="decimalEnclosedCircle"/>
-      <w:lvlText w:val="%6"/>
-      <w:lvlJc w:val="left"/>
-      <w:pPr>
-        <w:ind w:left="2640" w:hanging="440"/>
-      </w:pPr>
-    </w:lvl>
-    <w:lvl w:ilvl="6" w:tplc="0409000F" w:tentative="1">
-      <w:start w:val="1"/>
-      <w:numFmt w:val="decimal"/>
-      <w:lvlText w:val="%7."/>
-      <w:lvlJc w:val="left"/>
-      <w:pPr>
-        <w:ind w:left="3080" w:hanging="440"/>
-      </w:pPr>
-    </w:lvl>
-    <w:lvl w:ilvl="7" w:tplc="04090017" w:tentative="1">
-      <w:start w:val="1"/>
-      <w:numFmt w:val="aiueoFullWidth"/>
-      <w:lvlText w:val="(%8)"/>
-      <w:lvlJc w:val="left"/>
-      <w:pPr>
-        <w:ind w:left="3520" w:hanging="440"/>
-      </w:pPr>
-    </w:lvl>
-    <w:lvl w:ilvl="8" w:tplc="04090011" w:tentative="1">
-      <w:start w:val="1"/>
-      <w:numFmt w:val="decimalEnclosedCircle"/>
-      <w:lvlText w:val="%9"/>
-      <w:lvlJc w:val="left"/>
-      <w:pPr>
-        <w:ind w:left="3960" w:hanging="440"/>
-      </w:pPr>
-    </w:lvl>
-  </w:abstractNum>
-  <w:abstractNum w:abstractNumId="6" w15:restartNumberingAfterBreak="0">
-    <w:nsid w:val="4AE74F31"/>
-    <w:multiLevelType w:val="hybridMultilevel"/>
-    <w:tmpl w:val="98B044EA"/>
-    <w:name w:val="__API_DOC_SQUARE_BULLET__22222222"/>
-    <w:lvl w:ilvl="0" w:tplc="0409000F">
-      <w:start w:val="1"/>
-      <w:numFmt w:val="decimal"/>
-      <w:lvlText w:val="%1."/>
-      <w:lvlJc w:val="left"/>
-      <w:pPr>
-        <w:ind w:left="440" w:hanging="440"/>
-      </w:pPr>
-    </w:lvl>
-    <w:lvl w:ilvl="1" w:tplc="04090017" w:tentative="1">
-      <w:start w:val="1"/>
-      <w:numFmt w:val="aiueoFullWidth"/>
-      <w:lvlText w:val="(%2)"/>
-      <w:lvlJc w:val="left"/>
-      <w:pPr>
-        <w:ind w:left="880" w:hanging="440"/>
-      </w:pPr>
-    </w:lvl>
-    <w:lvl w:ilvl="2" w:tplc="04090011" w:tentative="1">
-      <w:start w:val="1"/>
-      <w:numFmt w:val="decimalEnclosedCircle"/>
-      <w:lvlText w:val="%3"/>
-      <w:lvlJc w:val="left"/>
-      <w:pPr>
-        <w:ind w:left="1320" w:hanging="440"/>
-      </w:pPr>
-    </w:lvl>
-    <w:lvl w:ilvl="3" w:tplc="0409000F" w:tentative="1">
-      <w:start w:val="1"/>
-      <w:numFmt w:val="decimal"/>
-      <w:lvlText w:val="%4."/>
-      <w:lvlJc w:val="left"/>
-      <w:pPr>
-        <w:ind w:left="1760" w:hanging="440"/>
-      </w:pPr>
-    </w:lvl>
-    <w:lvl w:ilvl="4" w:tplc="04090017" w:tentative="1">
-      <w:start w:val="1"/>
-      <w:numFmt w:val="aiueoFullWidth"/>
-      <w:lvlText w:val="(%5)"/>
-      <w:lvlJc w:val="left"/>
-      <w:pPr>
-        <w:ind w:left="2200" w:hanging="440"/>
-      </w:pPr>
-    </w:lvl>
-    <w:lvl w:ilvl="5" w:tplc="04090011" w:tentative="1">
-      <w:start w:val="1"/>
-      <w:numFmt w:val="decimalEnclosedCircle"/>
-      <w:lvlText w:val="%6"/>
-      <w:lvlJc w:val="left"/>
-      <w:pPr>
-        <w:ind w:left="2640" w:hanging="440"/>
-      </w:pPr>
-    </w:lvl>
-    <w:lvl w:ilvl="6" w:tplc="0409000F" w:tentative="1">
-      <w:start w:val="1"/>
-      <w:numFmt w:val="decimal"/>
-      <w:lvlText w:val="%7."/>
-      <w:lvlJc w:val="left"/>
-      <w:pPr>
-        <w:ind w:left="3080" w:hanging="440"/>
-      </w:pPr>
-    </w:lvl>
-    <w:lvl w:ilvl="7" w:tplc="04090017" w:tentative="1">
-      <w:start w:val="1"/>
-      <w:numFmt w:val="aiueoFullWidth"/>
-      <w:lvlText w:val="(%8)"/>
-      <w:lvlJc w:val="left"/>
-      <w:pPr>
-        <w:ind w:left="3520" w:hanging="440"/>
-      </w:pPr>
-    </w:lvl>
-    <w:lvl w:ilvl="8" w:tplc="04090011" w:tentative="1">
-      <w:start w:val="1"/>
-      <w:numFmt w:val="decimalEnclosedCircle"/>
-      <w:lvlText w:val="%9"/>
-      <w:lvlJc w:val="left"/>
-      <w:pPr>
-        <w:ind w:left="3960" w:hanging="440"/>
-      </w:pPr>
-    </w:lvl>
-  </w:abstractNum>
-  <w:abstractNum w:abstractNumId="7" w15:restartNumberingAfterBreak="0">
-    <w:nsid w:val="55E62682"/>
+    <w:nsid w:val="02454462"/>
     <w:multiLevelType w:val="singleLevel"/>
     <w:tmpl w:val="04090001"/>
     <w:lvl w:ilvl="0">
@@ -12990,12 +12682,12 @@
       </w:rPr>
     </w:lvl>
   </w:abstractNum>
-  <w:abstractNum w:abstractNumId="8" w15:restartNumberingAfterBreak="0">
-    <w:nsid w:val="5C6846BD"/>
-    <w:multiLevelType w:val="hybridMultilevel"/>
-    <w:tmpl w:val="0EC2753C"/>
-    <w:name w:val="__API_DOC_SQUARE_BULLET__2"/>
-    <w:lvl w:ilvl="0" w:tplc="0409000F">
+  <w:abstractNum w:abstractNumId="1" w15:restartNumberingAfterBreak="0">
+    <w:nsid w:val="1F1D5901"/>
+    <w:multiLevelType w:val="singleLevel"/>
+    <w:tmpl w:val="0409000F"/>
+    <w:name w:val="__API_DOC_SQUARE_BULLET__"/>
+    <w:lvl w:ilvl="0">
       <w:start w:val="1"/>
       <w:numFmt w:val="decimal"/>
       <w:lvlText w:val="%1."/>
@@ -13004,80 +12696,161 @@
         <w:ind w:left="440" w:hanging="440"/>
       </w:pPr>
     </w:lvl>
-    <w:lvl w:ilvl="1" w:tplc="04090017" w:tentative="1">
+  </w:abstractNum>
+  <w:abstractNum w:abstractNumId="2" w15:restartNumberingAfterBreak="0">
+    <w:nsid w:val="20DE2D85"/>
+    <w:multiLevelType w:val="singleLevel"/>
+    <w:tmpl w:val="04090001"/>
+    <w:lvl w:ilvl="0">
       <w:start w:val="1"/>
-      <w:numFmt w:val="aiueoFullWidth"/>
-      <w:lvlText w:val="(%2)"/>
+      <w:numFmt w:val="bullet"/>
+      <w:lvlText w:val="■"/>
       <w:lvlJc w:val="left"/>
       <w:pPr>
-        <w:ind w:left="880" w:hanging="440"/>
-      </w:pPr>
+        <w:ind w:left="440" w:hanging="440"/>
+      </w:pPr>
+      <w:rPr>
+        <w:rFonts w:ascii="Meiryo UI" w:hAnsi="Meiryo UI" w:eastAsia="Meiryo UI" w:cs="Meiryo UI" w:hint="default"/>
+      </w:rPr>
     </w:lvl>
-    <w:lvl w:ilvl="2" w:tplc="04090011" w:tentative="1">
+  </w:abstractNum>
+  <w:abstractNum w:abstractNumId="3" w15:restartNumberingAfterBreak="0">
+    <w:nsid w:val="2C0731A1"/>
+    <w:multiLevelType w:val="singleLevel"/>
+    <w:tmpl w:val="04090001"/>
+    <w:lvl w:ilvl="0">
       <w:start w:val="1"/>
-      <w:numFmt w:val="decimalEnclosedCircle"/>
-      <w:lvlText w:val="%3"/>
+      <w:numFmt w:val="bullet"/>
+      <w:lvlText w:val="■"/>
       <w:lvlJc w:val="left"/>
       <w:pPr>
-        <w:ind w:left="1320" w:hanging="440"/>
-      </w:pPr>
+        <w:ind w:left="440" w:hanging="440"/>
+      </w:pPr>
+      <w:rPr>
+        <w:rFonts w:ascii="Meiryo UI" w:hAnsi="Meiryo UI" w:eastAsia="Meiryo UI" w:cs="Meiryo UI" w:hint="default"/>
+      </w:rPr>
     </w:lvl>
-    <w:lvl w:ilvl="3" w:tplc="0409000F" w:tentative="1">
+  </w:abstractNum>
+  <w:abstractNum w:abstractNumId="4" w15:restartNumberingAfterBreak="0">
+    <w:nsid w:val="338365E6"/>
+    <w:multiLevelType w:val="singleLevel"/>
+    <w:tmpl w:val="04090001"/>
+    <w:lvl w:ilvl="0">
       <w:start w:val="1"/>
-      <w:numFmt w:val="decimal"/>
-      <w:lvlText w:val="%4."/>
+      <w:numFmt w:val="bullet"/>
+      <w:lvlText w:val="■"/>
       <w:lvlJc w:val="left"/>
       <w:pPr>
-        <w:ind w:left="1760" w:hanging="440"/>
-      </w:pPr>
+        <w:ind w:left="440" w:hanging="440"/>
+      </w:pPr>
+      <w:rPr>
+        <w:rFonts w:ascii="Meiryo UI" w:hAnsi="Meiryo UI" w:eastAsia="Meiryo UI" w:cs="Meiryo UI" w:hint="default"/>
+      </w:rPr>
     </w:lvl>
-    <w:lvl w:ilvl="4" w:tplc="04090017" w:tentative="1">
+  </w:abstractNum>
+  <w:abstractNum w:abstractNumId="5" w15:restartNumberingAfterBreak="0">
+    <w:nsid w:val="33C66B10"/>
+    <w:multiLevelType w:val="singleLevel"/>
+    <w:tmpl w:val="04090001"/>
+    <w:lvl w:ilvl="0">
       <w:start w:val="1"/>
-      <w:numFmt w:val="aiueoFullWidth"/>
-      <w:lvlText w:val="(%5)"/>
+      <w:numFmt w:val="bullet"/>
+      <w:lvlText w:val="■"/>
       <w:lvlJc w:val="left"/>
       <w:pPr>
-        <w:ind w:left="2200" w:hanging="440"/>
-      </w:pPr>
+        <w:ind w:left="440" w:hanging="440"/>
+      </w:pPr>
+      <w:rPr>
+        <w:rFonts w:ascii="Meiryo UI" w:hAnsi="Meiryo UI" w:eastAsia="Meiryo UI" w:cs="Meiryo UI" w:hint="default"/>
+      </w:rPr>
     </w:lvl>
-    <w:lvl w:ilvl="5" w:tplc="04090011" w:tentative="1">
+  </w:abstractNum>
+  <w:abstractNum w:abstractNumId="6" w15:restartNumberingAfterBreak="0">
+    <w:nsid w:val="49DD6FA4"/>
+    <w:multiLevelType w:val="singleLevel"/>
+    <w:tmpl w:val="04090001"/>
+    <w:lvl w:ilvl="0">
       <w:start w:val="1"/>
-      <w:numFmt w:val="decimalEnclosedCircle"/>
-      <w:lvlText w:val="%6"/>
+      <w:numFmt w:val="bullet"/>
+      <w:lvlText w:val="■"/>
       <w:lvlJc w:val="left"/>
       <w:pPr>
-        <w:ind w:left="2640" w:hanging="440"/>
-      </w:pPr>
+        <w:ind w:left="440" w:hanging="440"/>
+      </w:pPr>
+      <w:rPr>
+        <w:rFonts w:ascii="Meiryo UI" w:hAnsi="Meiryo UI" w:eastAsia="Meiryo UI" w:cs="Meiryo UI" w:hint="default"/>
+      </w:rPr>
     </w:lvl>
-    <w:lvl w:ilvl="6" w:tplc="0409000F" w:tentative="1">
+  </w:abstractNum>
+  <w:abstractNum w:abstractNumId="7" w15:restartNumberingAfterBreak="0">
+    <w:nsid w:val="56040E53"/>
+    <w:multiLevelType w:val="singleLevel"/>
+    <w:tmpl w:val="04090001"/>
+    <w:lvl w:ilvl="0">
       <w:start w:val="1"/>
-      <w:numFmt w:val="decimal"/>
-      <w:lvlText w:val="%7."/>
+      <w:numFmt w:val="bullet"/>
+      <w:lvlText w:val="■"/>
       <w:lvlJc w:val="left"/>
       <w:pPr>
-        <w:ind w:left="3080" w:hanging="440"/>
-      </w:pPr>
+        <w:ind w:left="440" w:hanging="440"/>
+      </w:pPr>
+      <w:rPr>
+        <w:rFonts w:ascii="Meiryo UI" w:hAnsi="Meiryo UI" w:eastAsia="Meiryo UI" w:cs="Meiryo UI" w:hint="default"/>
+      </w:rPr>
     </w:lvl>
-    <w:lvl w:ilvl="7" w:tplc="04090017" w:tentative="1">
+  </w:abstractNum>
+  <w:abstractNum w:abstractNumId="8" w15:restartNumberingAfterBreak="0">
+    <w:nsid w:val="5CB25218"/>
+    <w:multiLevelType w:val="singleLevel"/>
+    <w:tmpl w:val="04090001"/>
+    <w:lvl w:ilvl="0">
       <w:start w:val="1"/>
-      <w:numFmt w:val="aiueoFullWidth"/>
-      <w:lvlText w:val="(%8)"/>
+      <w:numFmt w:val="bullet"/>
+      <w:lvlText w:val="■"/>
       <w:lvlJc w:val="left"/>
       <w:pPr>
-        <w:ind w:left="3520" w:hanging="440"/>
-      </w:pPr>
-    </w:lvl>
-    <w:lvl w:ilvl="8" w:tplc="04090011" w:tentative="1">
-      <w:start w:val="1"/>
-      <w:numFmt w:val="decimalEnclosedCircle"/>
-      <w:lvlText w:val="%9"/>
-      <w:lvlJc w:val="left"/>
-      <w:pPr>
-        <w:ind w:left="3960" w:hanging="440"/>
-      </w:pPr>
+        <w:ind w:left="440" w:hanging="440"/>
+      </w:pPr>
+      <w:rPr>
+        <w:rFonts w:ascii="Meiryo UI" w:hAnsi="Meiryo UI" w:eastAsia="Meiryo UI" w:cs="Meiryo UI" w:hint="default"/>
+      </w:rPr>
     </w:lvl>
   </w:abstractNum>
   <w:abstractNum w:abstractNumId="9" w15:restartNumberingAfterBreak="0">
+    <w:nsid w:val="5EFE77F0"/>
+    <w:multiLevelType w:val="singleLevel"/>
+    <w:tmpl w:val="04090001"/>
+    <w:lvl w:ilvl="0">
+      <w:start w:val="1"/>
+      <w:numFmt w:val="bullet"/>
+      <w:lvlText w:val="■"/>
+      <w:lvlJc w:val="left"/>
+      <w:pPr>
+        <w:ind w:left="440" w:hanging="440"/>
+      </w:pPr>
+      <w:rPr>
+        <w:rFonts w:ascii="Meiryo UI" w:hAnsi="Meiryo UI" w:eastAsia="Meiryo UI" w:cs="Meiryo UI" w:hint="default"/>
+      </w:rPr>
+    </w:lvl>
+  </w:abstractNum>
+  <w:abstractNum w:abstractNumId="10" w15:restartNumberingAfterBreak="0">
+    <w:nsid w:val="6762695B"/>
+    <w:multiLevelType w:val="singleLevel"/>
+    <w:tmpl w:val="04090001"/>
+    <w:lvl w:ilvl="0">
+      <w:start w:val="1"/>
+      <w:numFmt w:val="bullet"/>
+      <w:lvlText w:val="■"/>
+      <w:lvlJc w:val="left"/>
+      <w:pPr>
+        <w:ind w:left="440" w:hanging="440"/>
+      </w:pPr>
+      <w:rPr>
+        <w:rFonts w:ascii="Meiryo UI" w:hAnsi="Meiryo UI" w:eastAsia="Meiryo UI" w:cs="Meiryo UI" w:hint="default"/>
+      </w:rPr>
+    </w:lvl>
+  </w:abstractNum>
+  <w:abstractNum w:abstractNumId="11" w15:restartNumberingAfterBreak="0">
     <w:nsid w:val="7AC532A8"/>
     <w:multiLevelType w:val="multilevel"/>
     <w:tmpl w:val="4E1E5628"/>
@@ -13191,53 +12964,38 @@
       </w:rPr>
     </w:lvl>
   </w:abstractNum>
-  <w:abstractNum w:abstractNumId="10" w15:restartNumberingAfterBreak="0">
-    <w:nsid w:val="7D380F78"/>
-    <w:multiLevelType w:val="singleLevel"/>
-    <w:tmpl w:val="0409000F"/>
-    <w:name w:val="__API_DOC_SQUARE_BULLET__"/>
-    <w:lvl w:ilvl="0">
-      <w:start w:val="1"/>
-      <w:numFmt w:val="decimal"/>
-      <w:lvlText w:val="%1."/>
-      <w:lvlJc w:val="left"/>
-      <w:pPr>
-        <w:ind w:left="440" w:hanging="440"/>
-      </w:pPr>
-    </w:lvl>
-  </w:abstractNum>
   <w:num w:numId="1" w16cid:durableId="296302402">
-    <w:abstractNumId w:val="9"/>
+    <w:abstractNumId w:val="11"/>
   </w:num>
-  <w:num w:numId="2" w16cid:durableId="1614094149">
+  <w:num w:numId="2" w16cid:durableId="1929927176">
+    <w:abstractNumId w:val="4"/>
+  </w:num>
+  <w:num w:numId="3" w16cid:durableId="913467113">
     <w:abstractNumId w:val="7"/>
   </w:num>
-  <w:num w:numId="3" w16cid:durableId="371803444">
+  <w:num w:numId="4" w16cid:durableId="1475876719">
+    <w:abstractNumId w:val="3"/>
+  </w:num>
+  <w:num w:numId="5" w16cid:durableId="1776244310">
     <w:abstractNumId w:val="10"/>
   </w:num>
-  <w:num w:numId="4" w16cid:durableId="1966345055">
+  <w:num w:numId="6" w16cid:durableId="604926293">
+    <w:abstractNumId w:val="2"/>
+  </w:num>
+  <w:num w:numId="7" w16cid:durableId="1937244666">
+    <w:abstractNumId w:val="0"/>
+  </w:num>
+  <w:num w:numId="8" w16cid:durableId="152764940">
+    <w:abstractNumId w:val="5"/>
+  </w:num>
+  <w:num w:numId="9" w16cid:durableId="885333849">
+    <w:abstractNumId w:val="6"/>
+  </w:num>
+  <w:num w:numId="10" w16cid:durableId="1883637101">
     <w:abstractNumId w:val="8"/>
   </w:num>
-  <w:num w:numId="5" w16cid:durableId="599797042">
-    <w:abstractNumId w:val="1"/>
-  </w:num>
-  <w:num w:numId="6" w16cid:durableId="1702315183">
-    <w:abstractNumId w:val="3"/>
-  </w:num>
-  <w:num w:numId="7" w16cid:durableId="1795052797">
-    <w:abstractNumId w:val="2"/>
-  </w:num>
-  <w:num w:numId="8" w16cid:durableId="2067607653">
-    <w:abstractNumId w:val="5"/>
-  </w:num>
-  <w:num w:numId="9" w16cid:durableId="1765371465">
-    <w:abstractNumId w:val="4"/>
-  </w:num>
-  <w:num w:numId="10" w16cid:durableId="332882994">
-    <w:abstractNumId w:val="0"/>
-  </w:num>
-  <w:num w:numId="11" w16cid:durableId="1970238323">
-    <w:abstractNumId w:val="6"/>
+  <w:num w:numId="11" w16cid:durableId="539128354">
+    <w:abstractNumId w:val="9"/>
   </w:num>
   <w:numIdMacAtCleanup w:val="11"/>
 </w:numbering>
@@ -14659,6 +14417,7 @@
       <w:bCs/>
       <w:i/>
       <w:iCs/>
+      <w:sz w:val="18"/>
       <w:szCs w:val="24"/>
     </w:rPr>
   </w:style>
@@ -14676,6 +14435,7 @@
     </w:pPr>
     <w:rPr>
       <w:bCs/>
+      <w:sz w:val="18"/>
     </w:rPr>
   </w:style>
   <w:style w:type="paragraph" w:styleId="31">
@@ -14690,6 +14450,7 @@
       <w:ind w:left="440"/>
     </w:pPr>
     <w:rPr>
+      <w:sz w:val="18"/>
       <w:szCs w:val="20"/>
     </w:rPr>
   </w:style>
